--- a/transcribed_interviews/colombia_ximena_rueda_26-03-2024.docx
+++ b/transcribed_interviews/colombia_ximena_rueda_26-03-2024.docx
@@ -407,7 +407,7 @@
           <w:color w:val="0070C0"/>
           <w:lang w:val="es-MX"/>
         </w:rPr>
-        <w:t xml:space="preserve">[00:00 - 00:00] </w:t>
+        <w:t xml:space="preserve"/>
       </w:r>
       <w:r>
         <w:rPr>
@@ -465,7 +465,7 @@
           <w:color w:val="0070C0"/>
           <w:lang w:val="es-MX"/>
         </w:rPr>
-        <w:t xml:space="preserve">[00:00 - 00:07] </w:t>
+        <w:t xml:space="preserve"/>
       </w:r>
       <w:r>
         <w:rPr>
@@ -523,7 +523,7 @@
           <w:color w:val="0070C0"/>
           <w:lang w:val="es-MX"/>
         </w:rPr>
-        <w:t xml:space="preserve">[00:07 - 00:08] </w:t>
+        <w:t xml:space="preserve"/>
       </w:r>
       <w:r>
         <w:rPr>
@@ -581,7 +581,7 @@
           <w:color w:val="0070C0"/>
           <w:lang w:val="es-MX"/>
         </w:rPr>
-        <w:t xml:space="preserve">[00:09 - 00:13] </w:t>
+        <w:t xml:space="preserve"/>
       </w:r>
       <w:r>
         <w:rPr>
@@ -607,7 +607,7 @@
           <w:color w:val="0070C0"/>
           <w:lang w:val="es-MX"/>
         </w:rPr>
-        <w:t xml:space="preserve">[00:14 - 00:23] </w:t>
+        <w:t xml:space="preserve"/>
       </w:r>
       <w:r>
         <w:rPr>
@@ -633,7 +633,7 @@
           <w:color w:val="0070C0"/>
           <w:lang w:val="es-MX"/>
         </w:rPr>
-        <w:t xml:space="preserve">[00:24 - 00:32] </w:t>
+        <w:t xml:space="preserve"/>
       </w:r>
       <w:r>
         <w:rPr>
@@ -660,7 +660,7 @@
           <w:lang w:val="es-MX"/>
         </w:rPr>
         <w:lastRenderedPageBreak/>
-        <w:t xml:space="preserve">[00:32 - 00:47] </w:t>
+        <w:t xml:space="preserve"/>
       </w:r>
       <w:r>
         <w:rPr>
@@ -686,7 +686,7 @@
           <w:color w:val="0070C0"/>
           <w:lang w:val="es-MX"/>
         </w:rPr>
-        <w:t xml:space="preserve">[00:47 - 01:01] </w:t>
+        <w:t xml:space="preserve"/>
       </w:r>
       <w:r>
         <w:rPr>
@@ -712,7 +712,7 @@
           <w:color w:val="0070C0"/>
           <w:lang w:val="es-MX"/>
         </w:rPr>
-        <w:t xml:space="preserve">[01:01 - 01:08] </w:t>
+        <w:t xml:space="preserve"/>
       </w:r>
       <w:r>
         <w:rPr>
@@ -738,7 +738,7 @@
           <w:color w:val="0070C0"/>
           <w:lang w:val="es-MX"/>
         </w:rPr>
-        <w:t xml:space="preserve">[01:09 - 01:19] </w:t>
+        <w:t xml:space="preserve"/>
       </w:r>
       <w:r>
         <w:rPr>
@@ -764,7 +764,7 @@
           <w:color w:val="0070C0"/>
           <w:lang w:val="es-MX"/>
         </w:rPr>
-        <w:t xml:space="preserve">[01:19 - 01:31] </w:t>
+        <w:t xml:space="preserve"/>
       </w:r>
       <w:r>
         <w:rPr>
@@ -790,7 +790,7 @@
           <w:color w:val="0070C0"/>
           <w:lang w:val="es-MX"/>
         </w:rPr>
-        <w:t xml:space="preserve">[01:31 - 01:40] </w:t>
+        <w:t xml:space="preserve"/>
       </w:r>
       <w:r>
         <w:rPr>
@@ -816,7 +816,7 @@
           <w:color w:val="0070C0"/>
           <w:lang w:val="es-MX"/>
         </w:rPr>
-        <w:t xml:space="preserve">[01:40 - 01:51] </w:t>
+        <w:t xml:space="preserve"/>
       </w:r>
       <w:r>
         <w:rPr>
@@ -842,7 +842,7 @@
           <w:color w:val="0070C0"/>
           <w:lang w:val="es-MX"/>
         </w:rPr>
-        <w:t xml:space="preserve">[01:51 - 02:00] </w:t>
+        <w:t xml:space="preserve"/>
       </w:r>
       <w:r>
         <w:rPr>
@@ -868,7 +868,7 @@
           <w:color w:val="0070C0"/>
           <w:lang w:val="es-MX"/>
         </w:rPr>
-        <w:t xml:space="preserve">[02:02 - 02:15] </w:t>
+        <w:t xml:space="preserve"/>
       </w:r>
       <w:r>
         <w:rPr>
@@ -894,7 +894,7 @@
           <w:color w:val="0070C0"/>
           <w:lang w:val="es-MX"/>
         </w:rPr>
-        <w:t xml:space="preserve">[02:15 - 02:22] </w:t>
+        <w:t xml:space="preserve"/>
       </w:r>
       <w:r>
         <w:rPr>
@@ -920,7 +920,7 @@
           <w:color w:val="0070C0"/>
           <w:lang w:val="es-MX"/>
         </w:rPr>
-        <w:t xml:space="preserve">[02:22 - 02:33] </w:t>
+        <w:t xml:space="preserve"/>
       </w:r>
       <w:r>
         <w:rPr>
@@ -946,7 +946,7 @@
           <w:color w:val="0070C0"/>
           <w:lang w:val="es-MX"/>
         </w:rPr>
-        <w:t xml:space="preserve">[02:33 - 02:44] </w:t>
+        <w:t xml:space="preserve"/>
       </w:r>
       <w:r>
         <w:rPr>
@@ -980,7 +980,7 @@
           <w:color w:val="0070C0"/>
           <w:lang w:val="es-MX"/>
         </w:rPr>
-        <w:t xml:space="preserve">[02:45 - 02:51] </w:t>
+        <w:t xml:space="preserve"/>
       </w:r>
       <w:r>
         <w:rPr>
@@ -1044,7 +1044,7 @@
           <w:color w:val="0070C0"/>
           <w:lang w:val="es-MX"/>
         </w:rPr>
-        <w:t xml:space="preserve">[02:52 - 02:54] </w:t>
+        <w:t xml:space="preserve"/>
       </w:r>
       <w:r>
         <w:rPr>
@@ -1103,7 +1103,7 @@
           <w:lang w:val="es-MX"/>
         </w:rPr>
         <w:lastRenderedPageBreak/>
-        <w:t xml:space="preserve">[02:54 - 03:05] </w:t>
+        <w:t xml:space="preserve"/>
       </w:r>
       <w:r>
         <w:rPr>
@@ -1129,7 +1129,7 @@
           <w:color w:val="0070C0"/>
           <w:lang w:val="es-MX"/>
         </w:rPr>
-        <w:t xml:space="preserve">[03:06 - 03:19] </w:t>
+        <w:t xml:space="preserve"/>
       </w:r>
       <w:r>
         <w:rPr>
@@ -1155,7 +1155,7 @@
           <w:color w:val="0070C0"/>
           <w:lang w:val="es-MX"/>
         </w:rPr>
-        <w:t xml:space="preserve">[03:19 - 03:31] </w:t>
+        <w:t xml:space="preserve"/>
       </w:r>
       <w:r>
         <w:rPr>
@@ -1213,7 +1213,7 @@
           <w:color w:val="0070C0"/>
           <w:lang w:val="es-MX"/>
         </w:rPr>
-        <w:t xml:space="preserve">[03:31 - 03:43] </w:t>
+        <w:t xml:space="preserve"/>
       </w:r>
       <w:r>
         <w:rPr>
@@ -1239,7 +1239,7 @@
           <w:color w:val="0070C0"/>
           <w:lang w:val="es-MX"/>
         </w:rPr>
-        <w:t xml:space="preserve">[03:44 - 03:56] </w:t>
+        <w:t xml:space="preserve"/>
       </w:r>
       <w:r>
         <w:rPr>
@@ -1297,7 +1297,7 @@
           <w:color w:val="0070C0"/>
           <w:lang w:val="es-MX"/>
         </w:rPr>
-        <w:t xml:space="preserve">[03:56 - 03:58] </w:t>
+        <w:t xml:space="preserve"/>
       </w:r>
       <w:r>
         <w:rPr>
@@ -1355,7 +1355,7 @@
           <w:color w:val="0070C0"/>
           <w:lang w:val="es-MX"/>
         </w:rPr>
-        <w:t xml:space="preserve">[03:59 - 04:10] </w:t>
+        <w:t xml:space="preserve"/>
       </w:r>
       <w:r>
         <w:rPr>
@@ -1389,7 +1389,7 @@
           <w:color w:val="0070C0"/>
           <w:lang w:val="es-MX"/>
         </w:rPr>
-        <w:t xml:space="preserve">[04:10 - 04:21] </w:t>
+        <w:t xml:space="preserve"/>
       </w:r>
       <w:r>
         <w:rPr>
@@ -1415,7 +1415,7 @@
           <w:color w:val="0070C0"/>
           <w:lang w:val="es-MX"/>
         </w:rPr>
-        <w:t xml:space="preserve">[04:22 - 04:33] </w:t>
+        <w:t xml:space="preserve"/>
       </w:r>
       <w:r>
         <w:rPr>
@@ -1442,7 +1442,7 @@
           <w:lang w:val="es-MX"/>
         </w:rPr>
         <w:lastRenderedPageBreak/>
-        <w:t xml:space="preserve">[04:33 - 04:40] </w:t>
+        <w:t xml:space="preserve"/>
       </w:r>
       <w:r>
         <w:rPr>
@@ -1468,7 +1468,7 @@
           <w:color w:val="0070C0"/>
           <w:lang w:val="es-MX"/>
         </w:rPr>
-        <w:t xml:space="preserve">[04:40 - 04:48] </w:t>
+        <w:t xml:space="preserve"/>
       </w:r>
       <w:r>
         <w:rPr>
@@ -1494,7 +1494,7 @@
           <w:color w:val="0070C0"/>
           <w:lang w:val="es-MX"/>
         </w:rPr>
-        <w:t xml:space="preserve">[04:48 - 05:01] </w:t>
+        <w:t xml:space="preserve"/>
       </w:r>
       <w:r>
         <w:rPr>
@@ -1520,7 +1520,7 @@
           <w:color w:val="0070C0"/>
           <w:lang w:val="es-MX"/>
         </w:rPr>
-        <w:t xml:space="preserve">[05:04 - 05:14] </w:t>
+        <w:t xml:space="preserve"/>
       </w:r>
       <w:r>
         <w:rPr>
@@ -1546,7 +1546,7 @@
           <w:color w:val="0070C0"/>
           <w:lang w:val="es-MX"/>
         </w:rPr>
-        <w:t xml:space="preserve">[05:14 - 05:24] </w:t>
+        <w:t xml:space="preserve"/>
       </w:r>
       <w:r>
         <w:rPr>
@@ -1572,7 +1572,7 @@
           <w:color w:val="0070C0"/>
           <w:lang w:val="es-MX"/>
         </w:rPr>
-        <w:t xml:space="preserve">[05:24 - 05:36] </w:t>
+        <w:t xml:space="preserve"/>
       </w:r>
       <w:r>
         <w:rPr>
@@ -1598,7 +1598,7 @@
           <w:color w:val="0070C0"/>
           <w:lang w:val="es-MX"/>
         </w:rPr>
-        <w:t xml:space="preserve">[05:36 - 05:42] </w:t>
+        <w:t xml:space="preserve"/>
       </w:r>
       <w:r>
         <w:rPr>
@@ -1624,7 +1624,7 @@
           <w:color w:val="0070C0"/>
           <w:lang w:val="es-MX"/>
         </w:rPr>
-        <w:t xml:space="preserve">[05:44 - 05:54] </w:t>
+        <w:t xml:space="preserve"/>
       </w:r>
       <w:r>
         <w:rPr>
@@ -1650,7 +1650,7 @@
           <w:color w:val="0070C0"/>
           <w:lang w:val="es-MX"/>
         </w:rPr>
-        <w:t xml:space="preserve">[05:55 - 06:07] </w:t>
+        <w:t xml:space="preserve"/>
       </w:r>
       <w:r>
         <w:rPr>
@@ -1676,7 +1676,7 @@
           <w:color w:val="0070C0"/>
           <w:lang w:val="es-MX"/>
         </w:rPr>
-        <w:t xml:space="preserve">[06:07 - 06:16] </w:t>
+        <w:t xml:space="preserve"/>
       </w:r>
       <w:r>
         <w:rPr>
@@ -1702,7 +1702,7 @@
           <w:color w:val="0070C0"/>
           <w:lang w:val="es-MX"/>
         </w:rPr>
-        <w:t xml:space="preserve">[06:17 - 06:29] </w:t>
+        <w:t xml:space="preserve"/>
       </w:r>
       <w:r>
         <w:rPr>
@@ -1728,7 +1728,7 @@
           <w:color w:val="0070C0"/>
           <w:lang w:val="es-MX"/>
         </w:rPr>
-        <w:t xml:space="preserve">[06:30 - 06:43] </w:t>
+        <w:t xml:space="preserve"/>
       </w:r>
       <w:r>
         <w:rPr>
@@ -1754,7 +1754,7 @@
           <w:color w:val="0070C0"/>
           <w:lang w:val="es-MX"/>
         </w:rPr>
-        <w:t xml:space="preserve">[06:44 - 06:53] </w:t>
+        <w:t xml:space="preserve"/>
       </w:r>
       <w:r>
         <w:rPr>
@@ -1781,7 +1781,7 @@
           <w:lang w:val="es-MX"/>
         </w:rPr>
         <w:lastRenderedPageBreak/>
-        <w:t xml:space="preserve">[06:55 - 07:04] </w:t>
+        <w:t xml:space="preserve"/>
       </w:r>
       <w:r>
         <w:rPr>
@@ -1807,7 +1807,7 @@
           <w:color w:val="0070C0"/>
           <w:lang w:val="es-MX"/>
         </w:rPr>
-        <w:t xml:space="preserve">[07:04 - 07:12] </w:t>
+        <w:t xml:space="preserve"/>
       </w:r>
       <w:r>
         <w:rPr>
@@ -1865,7 +1865,7 @@
           <w:color w:val="0070C0"/>
           <w:lang w:val="es-MX"/>
         </w:rPr>
-        <w:t xml:space="preserve">[07:13 - 07:25] </w:t>
+        <w:t xml:space="preserve"/>
       </w:r>
       <w:r>
         <w:rPr>
@@ -1891,7 +1891,7 @@
           <w:color w:val="0070C0"/>
           <w:lang w:val="es-MX"/>
         </w:rPr>
-        <w:t xml:space="preserve">[07:26 - 07:37] </w:t>
+        <w:t xml:space="preserve"/>
       </w:r>
       <w:r>
         <w:rPr>
@@ -1917,7 +1917,7 @@
           <w:color w:val="0070C0"/>
           <w:lang w:val="es-MX"/>
         </w:rPr>
-        <w:t xml:space="preserve">[07:37 - 07:49] </w:t>
+        <w:t xml:space="preserve"/>
       </w:r>
       <w:r>
         <w:rPr>
@@ -1943,7 +1943,7 @@
           <w:color w:val="0070C0"/>
           <w:lang w:val="es-MX"/>
         </w:rPr>
-        <w:t xml:space="preserve">[07:49 - 08:01] </w:t>
+        <w:t xml:space="preserve"/>
       </w:r>
       <w:r>
         <w:rPr>
@@ -1969,7 +1969,7 @@
           <w:color w:val="0070C0"/>
           <w:lang w:val="es-MX"/>
         </w:rPr>
-        <w:t xml:space="preserve">[08:02 - 08:12] </w:t>
+        <w:t xml:space="preserve"/>
       </w:r>
       <w:r>
         <w:rPr>
@@ -2011,7 +2011,7 @@
           <w:color w:val="0070C0"/>
           <w:lang w:val="es-MX"/>
         </w:rPr>
-        <w:t xml:space="preserve">[08:12 - 08:22] </w:t>
+        <w:t xml:space="preserve"/>
       </w:r>
       <w:r>
         <w:rPr>
@@ -2037,33 +2037,33 @@
           <w:color w:val="0070C0"/>
           <w:lang w:val="es-MX"/>
         </w:rPr>
-        <w:t>[0</w:t>
-      </w:r>
-      <w:r>
-        <w:rPr>
-          <w:rFonts w:eastAsia="Aptos" w:cs="Aptos"/>
-          <w:color w:val="000000" w:themeColor="text1"/>
-          <w:lang w:val="es-MX"/>
-        </w:rPr>
-        <w:t>8:22 - 08:34] y realmente son muy generosos en la financiación de este tipo de investigaciones. Entonces, en esa perspectiva, quería preguntarte,</w:t>
-      </w:r>
-    </w:p>
-    <w:p>
-      <w:pPr>
-        <w:jc w:val="both"/>
-        <w:rPr>
-          <w:rFonts w:eastAsia="Aptos" w:cs="Aptos"/>
-          <w:color w:val="000000" w:themeColor="text1"/>
-          <w:lang w:val="es-MX"/>
-        </w:rPr>
-      </w:pPr>
-      <w:r>
-        <w:rPr>
-          <w:rFonts w:eastAsia="Aptos" w:cs="Aptos"/>
-          <w:color w:val="0070C0"/>
-          <w:lang w:val="es-MX"/>
-        </w:rPr>
-        <w:t xml:space="preserve">[08:34 - 08:45] </w:t>
+        <w:t/>
+      </w:r>
+      <w:r>
+        <w:rPr>
+          <w:rFonts w:eastAsia="Aptos" w:cs="Aptos"/>
+          <w:color w:val="000000" w:themeColor="text1"/>
+          <w:lang w:val="es-MX"/>
+        </w:rPr>
+        <w:t>y realmente son muy generosos en la financiación de este tipo de investigaciones. Entonces, en esa perspectiva, quería preguntarte,</w:t>
+      </w:r>
+    </w:p>
+    <w:p>
+      <w:pPr>
+        <w:jc w:val="both"/>
+        <w:rPr>
+          <w:rFonts w:eastAsia="Aptos" w:cs="Aptos"/>
+          <w:color w:val="000000" w:themeColor="text1"/>
+          <w:lang w:val="es-MX"/>
+        </w:rPr>
+      </w:pPr>
+      <w:r>
+        <w:rPr>
+          <w:rFonts w:eastAsia="Aptos" w:cs="Aptos"/>
+          <w:color w:val="0070C0"/>
+          <w:lang w:val="es-MX"/>
+        </w:rPr>
+        <w:t xml:space="preserve"/>
       </w:r>
       <w:r>
         <w:rPr>
@@ -2089,7 +2089,7 @@
           <w:color w:val="0070C0"/>
           <w:lang w:val="es-MX"/>
         </w:rPr>
-        <w:t xml:space="preserve">[08:45 - 08:56] </w:t>
+        <w:t xml:space="preserve"/>
       </w:r>
       <w:r>
         <w:rPr>
@@ -2147,7 +2147,7 @@
           <w:color w:val="0070C0"/>
           <w:lang w:val="es-MX"/>
         </w:rPr>
-        <w:t xml:space="preserve">[08:57 - 09:09] </w:t>
+        <w:t xml:space="preserve"/>
       </w:r>
       <w:r>
         <w:rPr>
@@ -2206,7 +2206,7 @@
           <w:color w:val="0070C0"/>
           <w:lang w:val="es-MX"/>
         </w:rPr>
-        <w:t xml:space="preserve">[09:09 - 09:11] </w:t>
+        <w:t xml:space="preserve"/>
       </w:r>
       <w:r>
         <w:rPr>
@@ -2264,7 +2264,7 @@
           <w:color w:val="0070C0"/>
           <w:lang w:val="es-MX"/>
         </w:rPr>
-        <w:t xml:space="preserve">[09:11 - 09:19] </w:t>
+        <w:t xml:space="preserve"/>
       </w:r>
       <w:r>
         <w:rPr>
@@ -2290,7 +2290,7 @@
           <w:color w:val="0070C0"/>
           <w:lang w:val="es-MX"/>
         </w:rPr>
-        <w:t xml:space="preserve">[09:20 - 09:32] </w:t>
+        <w:t xml:space="preserve"/>
       </w:r>
       <w:r>
         <w:rPr>
@@ -2316,7 +2316,7 @@
           <w:color w:val="0070C0"/>
           <w:lang w:val="es-MX"/>
         </w:rPr>
-        <w:t xml:space="preserve">[09:32 - 09:42] </w:t>
+        <w:t xml:space="preserve"/>
       </w:r>
       <w:r>
         <w:rPr>
@@ -2342,7 +2342,7 @@
           <w:color w:val="0070C0"/>
           <w:lang w:val="es-MX"/>
         </w:rPr>
-        <w:t xml:space="preserve">[09:42 - 09:53] </w:t>
+        <w:t xml:space="preserve"/>
       </w:r>
       <w:r>
         <w:rPr>
@@ -2368,7 +2368,7 @@
           <w:color w:val="0070C0"/>
           <w:lang w:val="es-MX"/>
         </w:rPr>
-        <w:t xml:space="preserve">[09:54 - 10:07] </w:t>
+        <w:t xml:space="preserve"/>
       </w:r>
       <w:r>
         <w:rPr>
@@ -2394,7 +2394,7 @@
           <w:color w:val="0070C0"/>
           <w:lang w:val="es-MX"/>
         </w:rPr>
-        <w:t xml:space="preserve">[10:07 - 10:20] </w:t>
+        <w:t xml:space="preserve"/>
       </w:r>
       <w:r>
         <w:rPr>
@@ -2420,7 +2420,7 @@
           <w:color w:val="0070C0"/>
           <w:lang w:val="es-MX"/>
         </w:rPr>
-        <w:t xml:space="preserve">[10:20 - 10:32] </w:t>
+        <w:t xml:space="preserve"/>
       </w:r>
       <w:r>
         <w:rPr>
@@ -2446,7 +2446,7 @@
           <w:color w:val="0070C0"/>
           <w:lang w:val="es-MX"/>
         </w:rPr>
-        <w:t xml:space="preserve">[10:32 - 10:41] </w:t>
+        <w:t xml:space="preserve"/>
       </w:r>
       <w:r>
         <w:rPr>
@@ -2472,7 +2472,7 @@
           <w:color w:val="0070C0"/>
           <w:lang w:val="es-MX"/>
         </w:rPr>
-        <w:t xml:space="preserve">[10:41 - 10:53] </w:t>
+        <w:t xml:space="preserve"/>
       </w:r>
       <w:r>
         <w:rPr>
@@ -2498,7 +2498,7 @@
           <w:color w:val="0070C0"/>
           <w:lang w:val="es-MX"/>
         </w:rPr>
-        <w:t xml:space="preserve">[10:53 - 11:04] </w:t>
+        <w:t xml:space="preserve"/>
       </w:r>
       <w:r>
         <w:rPr>
@@ -2525,7 +2525,7 @@
           <w:lang w:val="es-MX"/>
         </w:rPr>
         <w:lastRenderedPageBreak/>
-        <w:t xml:space="preserve">[11:04 - 11:13] </w:t>
+        <w:t xml:space="preserve"/>
       </w:r>
       <w:r>
         <w:rPr>
@@ -2583,7 +2583,7 @@
           <w:color w:val="0070C0"/>
           <w:lang w:val="es-MX"/>
         </w:rPr>
-        <w:t xml:space="preserve">[11:14 - 11:17] </w:t>
+        <w:t xml:space="preserve"/>
       </w:r>
       <w:r>
         <w:rPr>
@@ -2641,7 +2641,7 @@
           <w:color w:val="0070C0"/>
           <w:lang w:val="es-MX"/>
         </w:rPr>
-        <w:t xml:space="preserve">[11:17 - 11:21] </w:t>
+        <w:t xml:space="preserve"/>
       </w:r>
       <w:r>
         <w:rPr>
@@ -2699,7 +2699,7 @@
           <w:color w:val="0070C0"/>
           <w:lang w:val="es-MX"/>
         </w:rPr>
-        <w:t xml:space="preserve">[11:21 - 11:23] </w:t>
+        <w:t xml:space="preserve"/>
       </w:r>
       <w:r>
         <w:rPr>
@@ -2757,7 +2757,7 @@
           <w:color w:val="0070C0"/>
           <w:lang w:val="es-MX"/>
         </w:rPr>
-        <w:t xml:space="preserve">[11:23 - 11:35] </w:t>
+        <w:t xml:space="preserve"/>
       </w:r>
       <w:r>
         <w:rPr>
@@ -2783,7 +2783,7 @@
           <w:color w:val="0070C0"/>
           <w:lang w:val="es-MX"/>
         </w:rPr>
-        <w:t xml:space="preserve">[11:35 - 11:42] </w:t>
+        <w:t xml:space="preserve"/>
       </w:r>
       <w:r>
         <w:rPr>
@@ -2841,7 +2841,7 @@
           <w:color w:val="0070C0"/>
           <w:lang w:val="es-MX"/>
         </w:rPr>
-        <w:t xml:space="preserve">[11:43 - 11:43] </w:t>
+        <w:t xml:space="preserve"/>
       </w:r>
       <w:r>
         <w:rPr>
@@ -2899,7 +2899,7 @@
           <w:color w:val="0070C0"/>
           <w:lang w:val="es-MX"/>
         </w:rPr>
-        <w:t xml:space="preserve">[11:44 - 11:47] </w:t>
+        <w:t xml:space="preserve"/>
       </w:r>
       <w:r>
         <w:rPr>
@@ -2957,7 +2957,7 @@
           <w:color w:val="0070C0"/>
           <w:lang w:val="es-MX"/>
         </w:rPr>
-        <w:t xml:space="preserve">[11:47 - 11:57] </w:t>
+        <w:t xml:space="preserve"/>
       </w:r>
       <w:r>
         <w:rPr>
@@ -3015,7 +3015,7 @@
           <w:color w:val="0070C0"/>
           <w:lang w:val="es-MX"/>
         </w:rPr>
-        <w:t xml:space="preserve">[11:57 - 11:59] </w:t>
+        <w:t xml:space="preserve"/>
       </w:r>
       <w:r>
         <w:rPr>
@@ -3073,7 +3073,7 @@
           <w:color w:val="0070C0"/>
           <w:lang w:val="es-MX"/>
         </w:rPr>
-        <w:t xml:space="preserve">[11:59 - 12:00] </w:t>
+        <w:t xml:space="preserve"/>
       </w:r>
       <w:r>
         <w:rPr>
@@ -3131,7 +3131,7 @@
           <w:color w:val="0070C0"/>
           <w:lang w:val="es-MX"/>
         </w:rPr>
-        <w:t xml:space="preserve">[12:01 - 12:04] </w:t>
+        <w:t xml:space="preserve"/>
       </w:r>
       <w:r>
         <w:rPr>
@@ -3189,7 +3189,7 @@
           <w:color w:val="0070C0"/>
           <w:lang w:val="es-MX"/>
         </w:rPr>
-        <w:t xml:space="preserve">[12:04 - 12:05] </w:t>
+        <w:t xml:space="preserve"/>
       </w:r>
       <w:r>
         <w:rPr>
@@ -3247,7 +3247,7 @@
           <w:color w:val="0070C0"/>
           <w:lang w:val="es-MX"/>
         </w:rPr>
-        <w:t xml:space="preserve">[12:06 - 12:17] </w:t>
+        <w:t xml:space="preserve"/>
       </w:r>
       <w:r>
         <w:rPr>
@@ -3273,7 +3273,7 @@
           <w:color w:val="0070C0"/>
           <w:lang w:val="es-MX"/>
         </w:rPr>
-        <w:t xml:space="preserve">[12:17 - 12:28] </w:t>
+        <w:t xml:space="preserve"/>
       </w:r>
       <w:r>
         <w:rPr>
@@ -3299,7 +3299,7 @@
           <w:color w:val="0070C0"/>
           <w:lang w:val="es-MX"/>
         </w:rPr>
-        <w:t xml:space="preserve">[12:28 - 12:39] </w:t>
+        <w:t xml:space="preserve"/>
       </w:r>
       <w:r>
         <w:rPr>
@@ -3357,7 +3357,7 @@
           <w:color w:val="0070C0"/>
           <w:lang w:val="es-MX"/>
         </w:rPr>
-        <w:t xml:space="preserve">[12:39 - 12:45] </w:t>
+        <w:t xml:space="preserve"/>
       </w:r>
       <w:r>
         <w:rPr>
@@ -3416,7 +3416,7 @@
           <w:lang w:val="es-MX"/>
         </w:rPr>
         <w:lastRenderedPageBreak/>
-        <w:t xml:space="preserve">[12:45 - 12:47] </w:t>
+        <w:t xml:space="preserve"/>
       </w:r>
       <w:r>
         <w:rPr>
@@ -3474,7 +3474,7 @@
           <w:color w:val="0070C0"/>
           <w:lang w:val="es-MX"/>
         </w:rPr>
-        <w:t xml:space="preserve">[12:48 - 12:49] </w:t>
+        <w:t xml:space="preserve"/>
       </w:r>
       <w:r>
         <w:rPr>
@@ -3532,7 +3532,7 @@
           <w:color w:val="0070C0"/>
           <w:lang w:val="es-MX"/>
         </w:rPr>
-        <w:t xml:space="preserve">[12:49 - 12:53] </w:t>
+        <w:t xml:space="preserve"/>
       </w:r>
       <w:r>
         <w:rPr>
@@ -3590,7 +3590,7 @@
           <w:color w:val="0070C0"/>
           <w:lang w:val="es-MX"/>
         </w:rPr>
-        <w:t xml:space="preserve">[12:53 - 12:57] </w:t>
+        <w:t xml:space="preserve"/>
       </w:r>
       <w:r>
         <w:rPr>
@@ -3648,7 +3648,7 @@
           <w:color w:val="0070C0"/>
           <w:lang w:val="es-MX"/>
         </w:rPr>
-        <w:t xml:space="preserve">[12:57 - 13:04] </w:t>
+        <w:t xml:space="preserve"/>
       </w:r>
       <w:r>
         <w:rPr>
@@ -3706,7 +3706,7 @@
           <w:color w:val="0070C0"/>
           <w:lang w:val="es-MX"/>
         </w:rPr>
-        <w:t xml:space="preserve">[13:05 - 13:11] </w:t>
+        <w:t xml:space="preserve"/>
       </w:r>
       <w:r>
         <w:rPr>
@@ -3764,7 +3764,7 @@
           <w:color w:val="0070C0"/>
           <w:lang w:val="es-MX"/>
         </w:rPr>
-        <w:t xml:space="preserve">[13:11 - 13:17] </w:t>
+        <w:t xml:space="preserve"/>
       </w:r>
       <w:r>
         <w:rPr>
@@ -3822,7 +3822,7 @@
           <w:color w:val="0070C0"/>
           <w:lang w:val="es-MX"/>
         </w:rPr>
-        <w:t xml:space="preserve">[13:17 - 13:26] </w:t>
+        <w:t xml:space="preserve"/>
       </w:r>
       <w:r>
         <w:rPr>
@@ -3881,7 +3881,7 @@
           <w:lang w:val="es-MX"/>
         </w:rPr>
         <w:lastRenderedPageBreak/>
-        <w:t xml:space="preserve">[13:27 - 13:32] </w:t>
+        <w:t xml:space="preserve"/>
       </w:r>
       <w:r>
         <w:rPr>
@@ -3939,7 +3939,7 @@
           <w:color w:val="0070C0"/>
           <w:lang w:val="es-MX"/>
         </w:rPr>
-        <w:t xml:space="preserve">[13:32 - 13:43] </w:t>
+        <w:t xml:space="preserve"/>
       </w:r>
       <w:r>
         <w:rPr>
@@ -3965,7 +3965,7 @@
           <w:color w:val="0070C0"/>
           <w:lang w:val="es-MX"/>
         </w:rPr>
-        <w:t xml:space="preserve">[13:44 - 13:56] </w:t>
+        <w:t xml:space="preserve"/>
       </w:r>
       <w:r>
         <w:rPr>
@@ -4023,7 +4023,7 @@
           <w:color w:val="0070C0"/>
           <w:lang w:val="es-MX"/>
         </w:rPr>
-        <w:t xml:space="preserve">[13:57 - 14:02] </w:t>
+        <w:t xml:space="preserve"/>
       </w:r>
       <w:r>
         <w:rPr>
@@ -4049,7 +4049,7 @@
           <w:color w:val="0070C0"/>
           <w:lang w:val="es-MX"/>
         </w:rPr>
-        <w:t xml:space="preserve">[14:04 - 14:17] </w:t>
+        <w:t xml:space="preserve"/>
       </w:r>
       <w:r>
         <w:rPr>
@@ -4075,7 +4075,7 @@
           <w:color w:val="0070C0"/>
           <w:lang w:val="es-MX"/>
         </w:rPr>
-        <w:t xml:space="preserve">[14:17 - 14:26] </w:t>
+        <w:t xml:space="preserve"/>
       </w:r>
       <w:r>
         <w:rPr>
@@ -4101,7 +4101,7 @@
           <w:color w:val="0070C0"/>
           <w:lang w:val="es-MX"/>
         </w:rPr>
-        <w:t xml:space="preserve">[14:26 - 14:39] </w:t>
+        <w:t xml:space="preserve"/>
       </w:r>
       <w:r>
         <w:rPr>
@@ -4127,7 +4127,7 @@
           <w:color w:val="0070C0"/>
           <w:lang w:val="es-MX"/>
         </w:rPr>
-        <w:t xml:space="preserve">[14:40 - 14:52] </w:t>
+        <w:t xml:space="preserve"/>
       </w:r>
       <w:r>
         <w:rPr>
@@ -4153,7 +4153,7 @@
           <w:color w:val="0070C0"/>
           <w:lang w:val="es-MX"/>
         </w:rPr>
-        <w:t xml:space="preserve">[14:54 - 15:05] </w:t>
+        <w:t xml:space="preserve"/>
       </w:r>
       <w:r>
         <w:rPr>
@@ -4179,7 +4179,7 @@
           <w:color w:val="0070C0"/>
           <w:lang w:val="es-MX"/>
         </w:rPr>
-        <w:t xml:space="preserve">[15:05 - 15:13] </w:t>
+        <w:t xml:space="preserve"/>
       </w:r>
       <w:r>
         <w:rPr>
@@ -4205,7 +4205,7 @@
           <w:color w:val="0070C0"/>
           <w:lang w:val="es-MX"/>
         </w:rPr>
-        <w:t xml:space="preserve">[15:14 - 15:24] </w:t>
+        <w:t xml:space="preserve"/>
       </w:r>
       <w:r>
         <w:rPr>
@@ -4232,7 +4232,7 @@
           <w:lang w:val="es-MX"/>
         </w:rPr>
         <w:lastRenderedPageBreak/>
-        <w:t xml:space="preserve">[15:24 - 15:32] </w:t>
+        <w:t xml:space="preserve"/>
       </w:r>
       <w:r>
         <w:rPr>
@@ -4258,7 +4258,7 @@
           <w:color w:val="0070C0"/>
           <w:lang w:val="es-MX"/>
         </w:rPr>
-        <w:t xml:space="preserve">[15:32 - 15:43] </w:t>
+        <w:t xml:space="preserve"/>
       </w:r>
       <w:r>
         <w:rPr>
@@ -4284,7 +4284,7 @@
           <w:color w:val="0070C0"/>
           <w:lang w:val="es-MX"/>
         </w:rPr>
-        <w:t xml:space="preserve">[15:45 - 15:57] </w:t>
+        <w:t xml:space="preserve"/>
       </w:r>
       <w:r>
         <w:rPr>
@@ -4310,7 +4310,7 @@
           <w:color w:val="0070C0"/>
           <w:lang w:val="es-MX"/>
         </w:rPr>
-        <w:t xml:space="preserve">[15:57 - 16:04] </w:t>
+        <w:t xml:space="preserve"/>
       </w:r>
       <w:r>
         <w:rPr>
@@ -4336,7 +4336,7 @@
           <w:color w:val="0070C0"/>
           <w:lang w:val="es-MX"/>
         </w:rPr>
-        <w:t xml:space="preserve">[16:04 - 16:13] </w:t>
+        <w:t xml:space="preserve"/>
       </w:r>
       <w:r>
         <w:rPr>
@@ -4362,7 +4362,7 @@
           <w:color w:val="0070C0"/>
           <w:lang w:val="es-MX"/>
         </w:rPr>
-        <w:t xml:space="preserve">[16:13 - 16:25] </w:t>
+        <w:t xml:space="preserve"/>
       </w:r>
       <w:r>
         <w:rPr>
@@ -4388,7 +4388,7 @@
           <w:color w:val="0070C0"/>
           <w:lang w:val="es-MX"/>
         </w:rPr>
-        <w:t xml:space="preserve">[16:25 - 16:37] </w:t>
+        <w:t xml:space="preserve"/>
       </w:r>
       <w:r>
         <w:rPr>
@@ -4414,7 +4414,7 @@
           <w:color w:val="0070C0"/>
           <w:lang w:val="es-MX"/>
         </w:rPr>
-        <w:t xml:space="preserve">[16:37 - 16:46] </w:t>
+        <w:t xml:space="preserve"/>
       </w:r>
       <w:r>
         <w:rPr>
@@ -4440,7 +4440,7 @@
           <w:color w:val="0070C0"/>
           <w:lang w:val="es-MX"/>
         </w:rPr>
-        <w:t xml:space="preserve">[16:48 - 16:54] </w:t>
+        <w:t xml:space="preserve"/>
       </w:r>
       <w:r>
         <w:rPr>
@@ -4498,7 +4498,7 @@
           <w:color w:val="0070C0"/>
           <w:lang w:val="es-MX"/>
         </w:rPr>
-        <w:t xml:space="preserve">[16:54 - 16:57] </w:t>
+        <w:t xml:space="preserve"/>
       </w:r>
       <w:r>
         <w:rPr>
@@ -4556,7 +4556,7 @@
           <w:color w:val="0070C0"/>
           <w:lang w:val="es-MX"/>
         </w:rPr>
-        <w:t xml:space="preserve">[16:57 - 17:05] </w:t>
+        <w:t xml:space="preserve"/>
       </w:r>
       <w:r>
         <w:rPr>
@@ -4615,7 +4615,7 @@
           <w:lang w:val="es-MX"/>
         </w:rPr>
         <w:lastRenderedPageBreak/>
-        <w:t xml:space="preserve">[17:05 - 17:06] </w:t>
+        <w:t xml:space="preserve"/>
       </w:r>
       <w:r>
         <w:rPr>
@@ -4673,15 +4673,15 @@
           <w:color w:val="0070C0"/>
           <w:lang w:val="es-MX"/>
         </w:rPr>
-        <w:t>[17:06 - 17:16</w:t>
-      </w:r>
-      <w:r>
-        <w:rPr>
-          <w:rFonts w:eastAsia="Aptos" w:cs="Aptos"/>
-          <w:color w:val="0070C0"/>
-          <w:lang w:val="es-MX"/>
-        </w:rPr>
-        <w:t xml:space="preserve">] </w:t>
+        <w:t/>
+      </w:r>
+      <w:r>
+        <w:rPr>
+          <w:rFonts w:eastAsia="Aptos" w:cs="Aptos"/>
+          <w:color w:val="0070C0"/>
+          <w:lang w:val="es-MX"/>
+        </w:rPr>
+        <w:t xml:space="preserve"/>
       </w:r>
       <w:r>
         <w:rPr>
@@ -4739,7 +4739,7 @@
           <w:color w:val="0070C0"/>
           <w:lang w:val="es-MX"/>
         </w:rPr>
-        <w:t xml:space="preserve">[17:16 - 17:18] </w:t>
+        <w:t xml:space="preserve"/>
       </w:r>
       <w:r>
         <w:rPr>
@@ -4797,7 +4797,7 @@
           <w:color w:val="0070C0"/>
           <w:lang w:val="es-MX"/>
         </w:rPr>
-        <w:t xml:space="preserve">[17:19 - 17:31] </w:t>
+        <w:t xml:space="preserve"/>
       </w:r>
       <w:r>
         <w:rPr>
@@ -4823,7 +4823,7 @@
           <w:color w:val="0070C0"/>
           <w:lang w:val="es-MX"/>
         </w:rPr>
-        <w:t xml:space="preserve">[17:31 - 17:42] </w:t>
+        <w:t xml:space="preserve"/>
       </w:r>
       <w:r>
         <w:rPr>
@@ -4849,7 +4849,7 @@
           <w:color w:val="0070C0"/>
           <w:lang w:val="es-MX"/>
         </w:rPr>
-        <w:t xml:space="preserve">[17:42 - 17:54] </w:t>
+        <w:t xml:space="preserve"/>
       </w:r>
       <w:r>
         <w:rPr>
@@ -4875,7 +4875,7 @@
           <w:color w:val="0070C0"/>
           <w:lang w:val="es-MX"/>
         </w:rPr>
-        <w:t xml:space="preserve">[17:55 - 18:00] </w:t>
+        <w:t xml:space="preserve"/>
       </w:r>
       <w:r>
         <w:rPr>
@@ -4901,7 +4901,7 @@
           <w:color w:val="0070C0"/>
           <w:lang w:val="es-MX"/>
         </w:rPr>
-        <w:t xml:space="preserve">[18:06 - 18:16] </w:t>
+        <w:t xml:space="preserve"/>
       </w:r>
       <w:r>
         <w:rPr>
@@ -4927,7 +4927,7 @@
           <w:color w:val="0070C0"/>
           <w:lang w:val="es-MX"/>
         </w:rPr>
-        <w:t xml:space="preserve">[18:17 - 18:30] </w:t>
+        <w:t xml:space="preserve"/>
       </w:r>
       <w:r>
         <w:rPr>
@@ -4953,7 +4953,7 @@
           <w:color w:val="0070C0"/>
           <w:lang w:val="es-MX"/>
         </w:rPr>
-        <w:t xml:space="preserve">[18:32 - 18:45] </w:t>
+        <w:t xml:space="preserve"/>
       </w:r>
       <w:r>
         <w:rPr>
@@ -4979,7 +4979,7 @@
           <w:color w:val="0070C0"/>
           <w:lang w:val="es-MX"/>
         </w:rPr>
-        <w:t xml:space="preserve">[18:45 - 18:55] </w:t>
+        <w:t xml:space="preserve"/>
       </w:r>
       <w:r>
         <w:rPr>
@@ -5005,7 +5005,7 @@
           <w:color w:val="0070C0"/>
           <w:lang w:val="es-MX"/>
         </w:rPr>
-        <w:t xml:space="preserve">[18:55 - 18:59] </w:t>
+        <w:t xml:space="preserve"/>
       </w:r>
       <w:r>
         <w:rPr>
@@ -5063,7 +5063,7 @@
           <w:color w:val="0070C0"/>
           <w:lang w:val="es-MX"/>
         </w:rPr>
-        <w:t xml:space="preserve">[19:00 - 19:01] </w:t>
+        <w:t xml:space="preserve"/>
       </w:r>
       <w:r>
         <w:rPr>
@@ -5121,7 +5121,7 @@
           <w:color w:val="0070C0"/>
           <w:lang w:val="es-MX"/>
         </w:rPr>
-        <w:t xml:space="preserve">[19:02 - 19:03] </w:t>
+        <w:t xml:space="preserve"/>
       </w:r>
       <w:r>
         <w:rPr>
@@ -5179,7 +5179,7 @@
           <w:color w:val="0070C0"/>
           <w:lang w:val="es-MX"/>
         </w:rPr>
-        <w:t xml:space="preserve">[19:04 - 19:05] </w:t>
+        <w:t xml:space="preserve"/>
       </w:r>
       <w:r>
         <w:rPr>
@@ -5237,7 +5237,7 @@
           <w:color w:val="0070C0"/>
           <w:lang w:val="es-MX"/>
         </w:rPr>
-        <w:t xml:space="preserve">[19:06 - 19:17] </w:t>
+        <w:t xml:space="preserve"/>
       </w:r>
       <w:r>
         <w:rPr>
@@ -5263,7 +5263,7 @@
           <w:color w:val="0070C0"/>
           <w:lang w:val="es-MX"/>
         </w:rPr>
-        <w:t xml:space="preserve">[19:17 - 19:30] </w:t>
+        <w:t xml:space="preserve"/>
       </w:r>
       <w:r>
         <w:rPr>
@@ -5321,7 +5321,7 @@
           <w:color w:val="0070C0"/>
           <w:lang w:val="es-MX"/>
         </w:rPr>
-        <w:t xml:space="preserve">[19:30 - 19:33] </w:t>
+        <w:t xml:space="preserve"/>
       </w:r>
       <w:r>
         <w:rPr>
@@ -5379,7 +5379,7 @@
           <w:color w:val="0070C0"/>
           <w:lang w:val="es-MX"/>
         </w:rPr>
-        <w:t xml:space="preserve">[19:35 - 19:46] </w:t>
+        <w:t xml:space="preserve"/>
       </w:r>
       <w:r>
         <w:rPr>
@@ -5405,7 +5405,7 @@
           <w:color w:val="0070C0"/>
           <w:lang w:val="es-MX"/>
         </w:rPr>
-        <w:t xml:space="preserve">[19:47 - 19:59] </w:t>
+        <w:t xml:space="preserve"/>
       </w:r>
       <w:r>
         <w:rPr>
@@ -5432,7 +5432,7 @@
           <w:lang w:val="es-MX"/>
         </w:rPr>
         <w:lastRenderedPageBreak/>
-        <w:t xml:space="preserve">[19:59 - 20:08] </w:t>
+        <w:t xml:space="preserve"/>
       </w:r>
       <w:r>
         <w:rPr>
@@ -5496,7 +5496,7 @@
           <w:color w:val="0070C0"/>
           <w:lang w:val="es-MX"/>
         </w:rPr>
-        <w:t xml:space="preserve">[20:08 - 20:12] </w:t>
+        <w:t xml:space="preserve"/>
       </w:r>
       <w:r>
         <w:rPr>
@@ -5554,7 +5554,7 @@
           <w:color w:val="0070C0"/>
           <w:lang w:val="es-MX"/>
         </w:rPr>
-        <w:t xml:space="preserve">[20:12 - 20:24] </w:t>
+        <w:t xml:space="preserve"/>
       </w:r>
       <w:r>
         <w:rPr>
@@ -5580,7 +5580,7 @@
           <w:color w:val="0070C0"/>
           <w:lang w:val="es-MX"/>
         </w:rPr>
-        <w:t xml:space="preserve">[20:24 - 20:36] </w:t>
+        <w:t xml:space="preserve"/>
       </w:r>
       <w:r>
         <w:rPr>
@@ -5606,7 +5606,7 @@
           <w:color w:val="0070C0"/>
           <w:lang w:val="es-MX"/>
         </w:rPr>
-        <w:t xml:space="preserve">[20:36 - 20:46] </w:t>
+        <w:t xml:space="preserve"/>
       </w:r>
       <w:r>
         <w:rPr>
@@ -5664,7 +5664,7 @@
           <w:color w:val="0070C0"/>
           <w:lang w:val="es-MX"/>
         </w:rPr>
-        <w:t xml:space="preserve">[20:46 - 20:48] </w:t>
+        <w:t xml:space="preserve"/>
       </w:r>
       <w:r>
         <w:rPr>
@@ -5722,7 +5722,7 @@
           <w:color w:val="0070C0"/>
           <w:lang w:val="es-MX"/>
         </w:rPr>
-        <w:t xml:space="preserve">[20:48 - 20:51] </w:t>
+        <w:t xml:space="preserve"/>
       </w:r>
       <w:r>
         <w:rPr>
@@ -5748,7 +5748,7 @@
           <w:color w:val="0070C0"/>
           <w:lang w:val="es-MX"/>
         </w:rPr>
-        <w:t xml:space="preserve">[20:52 - 21:04] </w:t>
+        <w:t xml:space="preserve"/>
       </w:r>
       <w:r>
         <w:rPr>
@@ -5774,7 +5774,7 @@
           <w:color w:val="0070C0"/>
           <w:lang w:val="es-MX"/>
         </w:rPr>
-        <w:t xml:space="preserve">[21:04 - 21:12] </w:t>
+        <w:t xml:space="preserve"/>
       </w:r>
       <w:r>
         <w:rPr>
@@ -5800,7 +5800,7 @@
           <w:color w:val="0070C0"/>
           <w:lang w:val="es-MX"/>
         </w:rPr>
-        <w:t xml:space="preserve">[21:12 - 21:22] </w:t>
+        <w:t xml:space="preserve"/>
       </w:r>
       <w:r>
         <w:rPr>
@@ -5827,7 +5827,7 @@
           <w:lang w:val="es-MX"/>
         </w:rPr>
         <w:lastRenderedPageBreak/>
-        <w:t xml:space="preserve">[21:22 - 21:33] </w:t>
+        <w:t xml:space="preserve"/>
       </w:r>
       <w:r>
         <w:rPr>
@@ -5853,7 +5853,7 @@
           <w:color w:val="0070C0"/>
           <w:lang w:val="es-MX"/>
         </w:rPr>
-        <w:t xml:space="preserve">[21:33 - 21:42] </w:t>
+        <w:t xml:space="preserve"/>
       </w:r>
       <w:r>
         <w:rPr>
@@ -5879,7 +5879,7 @@
           <w:color w:val="0070C0"/>
           <w:lang w:val="es-MX"/>
         </w:rPr>
-        <w:t xml:space="preserve">[21:43 - 21:55] </w:t>
+        <w:t xml:space="preserve"/>
       </w:r>
       <w:r>
         <w:rPr>
@@ -5905,7 +5905,7 @@
           <w:color w:val="0070C0"/>
           <w:lang w:val="es-MX"/>
         </w:rPr>
-        <w:t xml:space="preserve">[21:55 - 22:05] </w:t>
+        <w:t xml:space="preserve"/>
       </w:r>
       <w:r>
         <w:rPr>
@@ -5931,7 +5931,7 @@
           <w:color w:val="0070C0"/>
           <w:lang w:val="es-MX"/>
         </w:rPr>
-        <w:t xml:space="preserve">[22:08 - 22:18] </w:t>
+        <w:t xml:space="preserve"/>
       </w:r>
       <w:r>
         <w:rPr>
@@ -5957,7 +5957,7 @@
           <w:color w:val="0070C0"/>
           <w:lang w:val="es-MX"/>
         </w:rPr>
-        <w:t xml:space="preserve">[22:20 - 22:32] </w:t>
+        <w:t xml:space="preserve"/>
       </w:r>
       <w:r>
         <w:rPr>
@@ -5983,7 +5983,7 @@
           <w:color w:val="0070C0"/>
           <w:lang w:val="es-MX"/>
         </w:rPr>
-        <w:t xml:space="preserve">[22:32 - 22:45] </w:t>
+        <w:t xml:space="preserve"/>
       </w:r>
       <w:r>
         <w:rPr>
@@ -6009,7 +6009,7 @@
           <w:color w:val="0070C0"/>
           <w:lang w:val="es-MX"/>
         </w:rPr>
-        <w:t xml:space="preserve">[22:46 - 22:58] </w:t>
+        <w:t xml:space="preserve"/>
       </w:r>
       <w:r>
         <w:rPr>
@@ -6035,7 +6035,7 @@
           <w:color w:val="0070C0"/>
           <w:lang w:val="es-MX"/>
         </w:rPr>
-        <w:t xml:space="preserve">[22:58 - 23:09] </w:t>
+        <w:t xml:space="preserve"/>
       </w:r>
       <w:r>
         <w:rPr>
@@ -6061,7 +6061,7 @@
           <w:color w:val="0070C0"/>
           <w:lang w:val="es-MX"/>
         </w:rPr>
-        <w:t xml:space="preserve">[23:11 - 23:23] </w:t>
+        <w:t xml:space="preserve"/>
       </w:r>
       <w:r>
         <w:rPr>
@@ -6087,7 +6087,7 @@
           <w:color w:val="0070C0"/>
           <w:lang w:val="es-MX"/>
         </w:rPr>
-        <w:t xml:space="preserve">[23:23 - 23:34] </w:t>
+        <w:t xml:space="preserve"/>
       </w:r>
       <w:r>
         <w:rPr>
@@ -6113,7 +6113,7 @@
           <w:color w:val="0070C0"/>
           <w:lang w:val="es-MX"/>
         </w:rPr>
-        <w:t xml:space="preserve">[23:34 - 23:46] </w:t>
+        <w:t xml:space="preserve"/>
       </w:r>
       <w:r>
         <w:rPr>
@@ -6140,7 +6140,7 @@
           <w:lang w:val="es-MX"/>
         </w:rPr>
         <w:lastRenderedPageBreak/>
-        <w:t xml:space="preserve">[23:51 - 24:00] </w:t>
+        <w:t xml:space="preserve"/>
       </w:r>
       <w:r>
         <w:rPr>
@@ -6198,7 +6198,7 @@
           <w:color w:val="0070C0"/>
           <w:lang w:val="es-MX"/>
         </w:rPr>
-        <w:t xml:space="preserve">[24:00 - 24:00] </w:t>
+        <w:t xml:space="preserve"/>
       </w:r>
       <w:r>
         <w:rPr>
@@ -6256,7 +6256,7 @@
           <w:color w:val="0070C0"/>
           <w:lang w:val="es-MX"/>
         </w:rPr>
-        <w:t xml:space="preserve">[24:01 - 24:04] </w:t>
+        <w:t xml:space="preserve"/>
       </w:r>
       <w:r>
         <w:rPr>
@@ -6282,7 +6282,7 @@
           <w:color w:val="0070C0"/>
           <w:lang w:val="es-MX"/>
         </w:rPr>
-        <w:t xml:space="preserve">[24:11 - 24:15] </w:t>
+        <w:t xml:space="preserve"/>
       </w:r>
       <w:r>
         <w:rPr>
@@ -6340,7 +6340,7 @@
           <w:color w:val="0070C0"/>
           <w:lang w:val="es-MX"/>
         </w:rPr>
-        <w:t xml:space="preserve">[24:15 - 24:16] </w:t>
+        <w:t xml:space="preserve"/>
       </w:r>
       <w:r>
         <w:rPr>
@@ -6398,7 +6398,7 @@
           <w:color w:val="0070C0"/>
           <w:lang w:val="es-MX"/>
         </w:rPr>
-        <w:t xml:space="preserve">[24:16 - 24:27] </w:t>
+        <w:t xml:space="preserve"/>
       </w:r>
       <w:r>
         <w:rPr>
@@ -6424,7 +6424,7 @@
           <w:color w:val="0070C0"/>
           <w:lang w:val="es-MX"/>
         </w:rPr>
-        <w:t xml:space="preserve">[24:27 - 24:35] </w:t>
+        <w:t xml:space="preserve"/>
       </w:r>
       <w:r>
         <w:rPr>
@@ -6450,7 +6450,7 @@
           <w:color w:val="0070C0"/>
           <w:lang w:val="es-MX"/>
         </w:rPr>
-        <w:t xml:space="preserve">[24:39 - 24:42] </w:t>
+        <w:t xml:space="preserve"/>
       </w:r>
       <w:r>
         <w:rPr>
@@ -6508,7 +6508,7 @@
           <w:color w:val="0070C0"/>
           <w:lang w:val="es-MX"/>
         </w:rPr>
-        <w:t xml:space="preserve">[24:42 - 24:53] </w:t>
+        <w:t xml:space="preserve"/>
       </w:r>
       <w:r>
         <w:rPr>
@@ -6567,7 +6567,7 @@
           <w:color w:val="0070C0"/>
           <w:lang w:val="es-MX"/>
         </w:rPr>
-        <w:t xml:space="preserve">[24:56 - 25:09] </w:t>
+        <w:t xml:space="preserve"/>
       </w:r>
       <w:r>
         <w:rPr>
@@ -6593,7 +6593,7 @@
           <w:color w:val="0070C0"/>
           <w:lang w:val="es-MX"/>
         </w:rPr>
-        <w:t xml:space="preserve">[25:09 - 25:20] </w:t>
+        <w:t xml:space="preserve"/>
       </w:r>
       <w:r>
         <w:rPr>
@@ -6619,7 +6619,7 @@
           <w:color w:val="0070C0"/>
           <w:lang w:val="es-MX"/>
         </w:rPr>
-        <w:t xml:space="preserve">[25:21 - 25:34] </w:t>
+        <w:t xml:space="preserve"/>
       </w:r>
       <w:r>
         <w:rPr>
@@ -6645,7 +6645,7 @@
           <w:color w:val="0070C0"/>
           <w:lang w:val="es-MX"/>
         </w:rPr>
-        <w:t xml:space="preserve">[25:34 - 25:46] </w:t>
+        <w:t xml:space="preserve"/>
       </w:r>
       <w:r>
         <w:rPr>
@@ -6671,7 +6671,7 @@
           <w:color w:val="0070C0"/>
           <w:lang w:val="es-MX"/>
         </w:rPr>
-        <w:t xml:space="preserve">[25:46 - 25:56] </w:t>
+        <w:t xml:space="preserve"/>
       </w:r>
       <w:r>
         <w:rPr>
@@ -6697,7 +6697,7 @@
           <w:color w:val="0070C0"/>
           <w:lang w:val="es-MX"/>
         </w:rPr>
-        <w:t xml:space="preserve">[25:56 - 26:09] </w:t>
+        <w:t xml:space="preserve"/>
       </w:r>
       <w:r>
         <w:rPr>
@@ -6723,7 +6723,7 @@
           <w:color w:val="0070C0"/>
           <w:lang w:val="es-MX"/>
         </w:rPr>
-        <w:t xml:space="preserve">[26:09 - 26:19] </w:t>
+        <w:t xml:space="preserve"/>
       </w:r>
       <w:r>
         <w:rPr>
@@ -6781,7 +6781,7 @@
           <w:color w:val="0070C0"/>
           <w:lang w:val="es-MX"/>
         </w:rPr>
-        <w:t xml:space="preserve">[26:19 - 26:20] </w:t>
+        <w:t xml:space="preserve"/>
       </w:r>
       <w:r>
         <w:rPr>
@@ -6839,7 +6839,7 @@
           <w:color w:val="0070C0"/>
           <w:lang w:val="es-MX"/>
         </w:rPr>
-        <w:t xml:space="preserve">[26:20 - 26:28] </w:t>
+        <w:t xml:space="preserve"/>
       </w:r>
       <w:r>
         <w:rPr>
@@ -6897,7 +6897,7 @@
           <w:color w:val="0070C0"/>
           <w:lang w:val="es-MX"/>
         </w:rPr>
-        <w:t xml:space="preserve">[26:29 - 26:29] </w:t>
+        <w:t xml:space="preserve"/>
       </w:r>
       <w:r>
         <w:rPr>
@@ -6956,7 +6956,7 @@
           <w:color w:val="0070C0"/>
           <w:lang w:val="es-MX"/>
         </w:rPr>
-        <w:t xml:space="preserve">[26:30 - 26:41] </w:t>
+        <w:t xml:space="preserve"/>
       </w:r>
       <w:r>
         <w:rPr>
@@ -7014,7 +7014,7 @@
           <w:color w:val="0070C0"/>
           <w:lang w:val="es-MX"/>
         </w:rPr>
-        <w:t xml:space="preserve">[26:42 - 26:42] </w:t>
+        <w:t xml:space="preserve"/>
       </w:r>
       <w:r>
         <w:rPr>
@@ -7072,7 +7072,7 @@
           <w:color w:val="0070C0"/>
           <w:lang w:val="es-MX"/>
         </w:rPr>
-        <w:t xml:space="preserve">[26:43 - 26:55] </w:t>
+        <w:t xml:space="preserve"/>
       </w:r>
       <w:r>
         <w:rPr>
@@ -7098,7 +7098,7 @@
           <w:color w:val="0070C0"/>
           <w:lang w:val="es-MX"/>
         </w:rPr>
-        <w:t xml:space="preserve">[26:55 - 27:06] </w:t>
+        <w:t xml:space="preserve"/>
       </w:r>
       <w:r>
         <w:rPr>
@@ -7124,7 +7124,7 @@
           <w:color w:val="0070C0"/>
           <w:lang w:val="es-MX"/>
         </w:rPr>
-        <w:t xml:space="preserve">[27:06 - 27:09] </w:t>
+        <w:t xml:space="preserve"/>
       </w:r>
       <w:r>
         <w:rPr>
@@ -7182,7 +7182,7 @@
           <w:color w:val="0070C0"/>
           <w:lang w:val="es-MX"/>
         </w:rPr>
-        <w:t xml:space="preserve">[27:09 - 27:11] </w:t>
+        <w:t xml:space="preserve"/>
       </w:r>
       <w:r>
         <w:rPr>
@@ -7240,7 +7240,7 @@
           <w:color w:val="0070C0"/>
           <w:lang w:val="es-MX"/>
         </w:rPr>
-        <w:t xml:space="preserve">[27:12 - 27:19] </w:t>
+        <w:t xml:space="preserve"/>
       </w:r>
       <w:r>
         <w:rPr>
@@ -7298,7 +7298,7 @@
           <w:color w:val="0070C0"/>
           <w:lang w:val="es-MX"/>
         </w:rPr>
-        <w:t xml:space="preserve">[27:20 - 27:20] </w:t>
+        <w:t xml:space="preserve"/>
       </w:r>
       <w:r>
         <w:rPr>
@@ -7357,7 +7357,7 @@
           <w:lang w:val="es-MX"/>
         </w:rPr>
         <w:lastRenderedPageBreak/>
-        <w:t xml:space="preserve">[27:21 - 27:25] </w:t>
+        <w:t xml:space="preserve"/>
       </w:r>
       <w:r>
         <w:rPr>
@@ -7415,7 +7415,7 @@
           <w:color w:val="0070C0"/>
           <w:lang w:val="es-MX"/>
         </w:rPr>
-        <w:t xml:space="preserve">[27:25 - 27:26] </w:t>
+        <w:t xml:space="preserve"/>
       </w:r>
       <w:r>
         <w:rPr>
@@ -7473,7 +7473,7 @@
           <w:color w:val="0070C0"/>
           <w:lang w:val="es-MX"/>
         </w:rPr>
-        <w:t xml:space="preserve">[27:27 - 27:28] </w:t>
+        <w:t xml:space="preserve"/>
       </w:r>
       <w:r>
         <w:rPr>
@@ -7531,7 +7531,7 @@
           <w:color w:val="0070C0"/>
           <w:lang w:val="es-MX"/>
         </w:rPr>
-        <w:t xml:space="preserve">[27:29 - 27:34] </w:t>
+        <w:t xml:space="preserve"/>
       </w:r>
       <w:r>
         <w:rPr>
@@ -7589,7 +7589,7 @@
           <w:color w:val="0070C0"/>
           <w:lang w:val="es-MX"/>
         </w:rPr>
-        <w:t xml:space="preserve">[27:35 - 27:36] </w:t>
+        <w:t xml:space="preserve"/>
       </w:r>
       <w:r>
         <w:rPr>
@@ -7647,7 +7647,7 @@
           <w:color w:val="0070C0"/>
           <w:lang w:val="es-MX"/>
         </w:rPr>
-        <w:t xml:space="preserve">[27:36 - 27:39] </w:t>
+        <w:t xml:space="preserve"/>
       </w:r>
       <w:r>
         <w:rPr>
@@ -7673,7 +7673,7 @@
           <w:color w:val="0070C0"/>
           <w:lang w:val="es-MX"/>
         </w:rPr>
-        <w:t xml:space="preserve">[27:40 - 27:56] </w:t>
+        <w:t xml:space="preserve"/>
       </w:r>
       <w:r>
         <w:rPr>
@@ -7699,7 +7699,7 @@
           <w:color w:val="0070C0"/>
           <w:lang w:val="es-MX"/>
         </w:rPr>
-        <w:t xml:space="preserve">[27:56 - 28:03] </w:t>
+        <w:t xml:space="preserve"/>
       </w:r>
       <w:r>
         <w:rPr>
@@ -7757,7 +7757,7 @@
           <w:color w:val="0070C0"/>
           <w:lang w:val="es-MX"/>
         </w:rPr>
-        <w:t xml:space="preserve">[28:05 - 28:19] </w:t>
+        <w:t xml:space="preserve"/>
       </w:r>
       <w:r>
         <w:rPr>
@@ -7816,7 +7816,7 @@
           <w:color w:val="0070C0"/>
           <w:lang w:val="es-MX"/>
         </w:rPr>
-        <w:t xml:space="preserve">[28:19 - 28:20] </w:t>
+        <w:t xml:space="preserve"/>
       </w:r>
       <w:r>
         <w:rPr>
@@ -7874,7 +7874,7 @@
           <w:color w:val="0070C0"/>
           <w:lang w:val="es-MX"/>
         </w:rPr>
-        <w:t xml:space="preserve">[28:20 - 28:32] </w:t>
+        <w:t xml:space="preserve"/>
       </w:r>
       <w:r>
         <w:rPr>
@@ -7900,7 +7900,7 @@
           <w:color w:val="0070C0"/>
           <w:lang w:val="es-MX"/>
         </w:rPr>
-        <w:t xml:space="preserve">[28:32 - 28:55] </w:t>
+        <w:t xml:space="preserve"/>
       </w:r>
       <w:r>
         <w:rPr>
@@ -7958,7 +7958,7 @@
           <w:color w:val="0070C0"/>
           <w:lang w:val="es-MX"/>
         </w:rPr>
-        <w:t xml:space="preserve">[28:56 - 28:56] </w:t>
+        <w:t xml:space="preserve"/>
       </w:r>
       <w:r>
         <w:rPr>
@@ -7984,7 +7984,7 @@
           <w:color w:val="0070C0"/>
           <w:lang w:val="es-MX"/>
         </w:rPr>
-        <w:t xml:space="preserve">[28:56 - 28:57] </w:t>
+        <w:t xml:space="preserve"/>
       </w:r>
       <w:r>
         <w:rPr>
@@ -8042,7 +8042,7 @@
           <w:color w:val="0070C0"/>
           <w:lang w:val="es-MX"/>
         </w:rPr>
-        <w:t xml:space="preserve">[28:57 - 29:09] </w:t>
+        <w:t xml:space="preserve"/>
       </w:r>
       <w:r>
         <w:rPr>
@@ -8068,7 +8068,7 @@
           <w:color w:val="0070C0"/>
           <w:lang w:val="es-MX"/>
         </w:rPr>
-        <w:t xml:space="preserve">[29:10 - 29:17] </w:t>
+        <w:t xml:space="preserve"/>
       </w:r>
       <w:r>
         <w:rPr>
@@ -8094,7 +8094,7 @@
           <w:color w:val="0070C0"/>
           <w:lang w:val="es-MX"/>
         </w:rPr>
-        <w:t xml:space="preserve">[29:17 - 29:34] </w:t>
+        <w:t xml:space="preserve"/>
       </w:r>
       <w:r>
         <w:rPr>
@@ -8120,7 +8120,7 @@
           <w:color w:val="0070C0"/>
           <w:lang w:val="es-MX"/>
         </w:rPr>
-        <w:t xml:space="preserve">[29:34 - 29:45] </w:t>
+        <w:t xml:space="preserve"/>
       </w:r>
       <w:r>
         <w:rPr>
@@ -8147,7 +8147,7 @@
           <w:lang w:val="es-MX"/>
         </w:rPr>
         <w:lastRenderedPageBreak/>
-        <w:t xml:space="preserve">[29:45 - 29:58] </w:t>
+        <w:t xml:space="preserve"/>
       </w:r>
       <w:r>
         <w:rPr>
@@ -8173,7 +8173,7 @@
           <w:color w:val="0070C0"/>
           <w:lang w:val="es-MX"/>
         </w:rPr>
-        <w:t xml:space="preserve">[29:58 - 30:11] </w:t>
+        <w:t xml:space="preserve"/>
       </w:r>
       <w:r>
         <w:rPr>
@@ -8199,7 +8199,7 @@
           <w:color w:val="0070C0"/>
           <w:lang w:val="es-MX"/>
         </w:rPr>
-        <w:t xml:space="preserve">[30:11 - 30:23] </w:t>
+        <w:t xml:space="preserve"/>
       </w:r>
       <w:r>
         <w:rPr>
@@ -8225,7 +8225,7 @@
           <w:color w:val="0070C0"/>
           <w:lang w:val="es-MX"/>
         </w:rPr>
-        <w:t xml:space="preserve">[30:23 - 30:31] </w:t>
+        <w:t xml:space="preserve"/>
       </w:r>
       <w:r>
         <w:rPr>
@@ -8251,7 +8251,7 @@
           <w:color w:val="0070C0"/>
           <w:lang w:val="es-MX"/>
         </w:rPr>
-        <w:t xml:space="preserve">[30:33 - 30:40] </w:t>
+        <w:t xml:space="preserve"/>
       </w:r>
       <w:r>
         <w:rPr>
@@ -8309,7 +8309,7 @@
           <w:color w:val="0070C0"/>
           <w:lang w:val="es-MX"/>
         </w:rPr>
-        <w:t xml:space="preserve">[30:40 - 30:43] </w:t>
+        <w:t xml:space="preserve"/>
       </w:r>
       <w:r>
         <w:rPr>
@@ -8335,7 +8335,7 @@
           <w:color w:val="0070C0"/>
           <w:lang w:val="es-MX"/>
         </w:rPr>
-        <w:t xml:space="preserve">[30:44 - 30:57] </w:t>
+        <w:t xml:space="preserve"/>
       </w:r>
       <w:r>
         <w:rPr>
@@ -8361,7 +8361,7 @@
           <w:color w:val="0070C0"/>
           <w:lang w:val="es-MX"/>
         </w:rPr>
-        <w:t xml:space="preserve">[30:57 - 31:00] </w:t>
+        <w:t xml:space="preserve"/>
       </w:r>
       <w:r>
         <w:rPr>
@@ -8419,7 +8419,7 @@
           <w:color w:val="0070C0"/>
           <w:lang w:val="es-MX"/>
         </w:rPr>
-        <w:t xml:space="preserve">[31:01 - 31:04] </w:t>
+        <w:t xml:space="preserve"/>
       </w:r>
       <w:r>
         <w:rPr>
@@ -8477,7 +8477,7 @@
           <w:color w:val="0070C0"/>
           <w:lang w:val="es-MX"/>
         </w:rPr>
-        <w:t xml:space="preserve">[31:04 - 31:06] </w:t>
+        <w:t xml:space="preserve"/>
       </w:r>
       <w:r>
         <w:rPr>
@@ -8535,7 +8535,7 @@
           <w:color w:val="0070C0"/>
           <w:lang w:val="es-MX"/>
         </w:rPr>
-        <w:t xml:space="preserve">[31:06 - 31:08] </w:t>
+        <w:t xml:space="preserve"/>
       </w:r>
       <w:r>
         <w:rPr>
@@ -8593,7 +8593,7 @@
           <w:color w:val="0070C0"/>
           <w:lang w:val="es-MX"/>
         </w:rPr>
-        <w:t xml:space="preserve">[31:08 - 31:09] </w:t>
+        <w:t xml:space="preserve"/>
       </w:r>
       <w:r>
         <w:rPr>
@@ -8651,7 +8651,7 @@
           <w:color w:val="0070C0"/>
           <w:lang w:val="es-MX"/>
         </w:rPr>
-        <w:t xml:space="preserve">[31:10 - 31:27] </w:t>
+        <w:t xml:space="preserve"/>
       </w:r>
       <w:r>
         <w:rPr>
@@ -8677,7 +8677,7 @@
           <w:color w:val="0070C0"/>
           <w:lang w:val="es-MX"/>
         </w:rPr>
-        <w:t xml:space="preserve">[31:27 - 31:39] </w:t>
+        <w:t xml:space="preserve"/>
       </w:r>
       <w:r>
         <w:rPr>
@@ -8703,7 +8703,7 @@
           <w:color w:val="0070C0"/>
           <w:lang w:val="es-MX"/>
         </w:rPr>
-        <w:t xml:space="preserve">[31:41 - 31:42] </w:t>
+        <w:t xml:space="preserve"/>
       </w:r>
       <w:r>
         <w:rPr>
@@ -8729,7 +8729,7 @@
           <w:color w:val="0070C0"/>
           <w:lang w:val="es-MX"/>
         </w:rPr>
-        <w:t xml:space="preserve">[31:42 - 31:58] </w:t>
+        <w:t xml:space="preserve"/>
       </w:r>
       <w:r>
         <w:rPr>
@@ -8755,7 +8755,7 @@
           <w:color w:val="0070C0"/>
           <w:lang w:val="es-MX"/>
         </w:rPr>
-        <w:t xml:space="preserve">[31:59 - 32:11] </w:t>
+        <w:t xml:space="preserve"/>
       </w:r>
       <w:r>
         <w:rPr>
@@ -8781,7 +8781,7 @@
           <w:color w:val="0070C0"/>
           <w:lang w:val="es-MX"/>
         </w:rPr>
-        <w:t xml:space="preserve">[32:11 - 32:19] </w:t>
+        <w:t xml:space="preserve"/>
       </w:r>
       <w:r>
         <w:rPr>
@@ -8807,7 +8807,7 @@
           <w:color w:val="0070C0"/>
           <w:lang w:val="es-MX"/>
         </w:rPr>
-        <w:t xml:space="preserve">[32:19 - 32:31] </w:t>
+        <w:t xml:space="preserve"/>
       </w:r>
       <w:r>
         <w:rPr>
@@ -8833,7 +8833,7 @@
           <w:color w:val="0070C0"/>
           <w:lang w:val="es-MX"/>
         </w:rPr>
-        <w:t xml:space="preserve">[32:31 - 32:38] </w:t>
+        <w:t xml:space="preserve"/>
       </w:r>
       <w:r>
         <w:rPr>
@@ -8891,7 +8891,7 @@
           <w:color w:val="0070C0"/>
           <w:lang w:val="es-MX"/>
         </w:rPr>
-        <w:t xml:space="preserve">[32:38 - 32:39] </w:t>
+        <w:t xml:space="preserve"/>
       </w:r>
       <w:r>
         <w:rPr>
@@ -8949,7 +8949,7 @@
           <w:color w:val="0070C0"/>
           <w:lang w:val="es-MX"/>
         </w:rPr>
-        <w:t xml:space="preserve">[32:39 - 32:47] </w:t>
+        <w:t xml:space="preserve"/>
       </w:r>
       <w:r>
         <w:rPr>
@@ -9007,7 +9007,7 @@
           <w:color w:val="0070C0"/>
           <w:lang w:val="es-MX"/>
         </w:rPr>
-        <w:t xml:space="preserve">[32:47 - 32:59] </w:t>
+        <w:t xml:space="preserve"/>
       </w:r>
       <w:r>
         <w:rPr>
@@ -9033,7 +9033,7 @@
           <w:color w:val="0070C0"/>
           <w:lang w:val="es-MX"/>
         </w:rPr>
-        <w:t xml:space="preserve">[32:59 - 33:28] </w:t>
+        <w:t xml:space="preserve"/>
       </w:r>
       <w:r>
         <w:rPr>
@@ -9059,7 +9059,7 @@
           <w:color w:val="0070C0"/>
           <w:lang w:val="es-MX"/>
         </w:rPr>
-        <w:t xml:space="preserve">[33:28 - 33:32] </w:t>
+        <w:t xml:space="preserve"/>
       </w:r>
       <w:r>
         <w:rPr>
@@ -9117,7 +9117,7 @@
           <w:color w:val="0070C0"/>
           <w:lang w:val="es-MX"/>
         </w:rPr>
-        <w:t xml:space="preserve">[33:33 - 33:49] </w:t>
+        <w:t xml:space="preserve"/>
       </w:r>
       <w:r>
         <w:rPr>
@@ -9143,7 +9143,7 @@
           <w:color w:val="0070C0"/>
           <w:lang w:val="es-MX"/>
         </w:rPr>
-        <w:t xml:space="preserve">[34:18 - 34:19] </w:t>
+        <w:t xml:space="preserve"/>
       </w:r>
       <w:r>
         <w:rPr>
@@ -9169,7 +9169,7 @@
           <w:color w:val="0070C0"/>
           <w:lang w:val="es-MX"/>
         </w:rPr>
-        <w:t xml:space="preserve">[34:19 - 34:35] </w:t>
+        <w:t xml:space="preserve"/>
       </w:r>
       <w:r>
         <w:rPr>
@@ -9227,7 +9227,7 @@
           <w:color w:val="0070C0"/>
           <w:lang w:val="es-MX"/>
         </w:rPr>
-        <w:t xml:space="preserve">[34:36 - 34:49] </w:t>
+        <w:t xml:space="preserve"/>
       </w:r>
       <w:r>
         <w:rPr>
@@ -9254,7 +9254,7 @@
           <w:lang w:val="es-MX"/>
         </w:rPr>
         <w:lastRenderedPageBreak/>
-        <w:t xml:space="preserve">[34:49 - 34:54] </w:t>
+        <w:t xml:space="preserve"/>
       </w:r>
       <w:r>
         <w:rPr>
@@ -9312,7 +9312,7 @@
           <w:color w:val="0070C0"/>
           <w:lang w:val="es-MX"/>
         </w:rPr>
-        <w:t xml:space="preserve">[34:54 - 35:05] </w:t>
+        <w:t xml:space="preserve"/>
       </w:r>
       <w:r>
         <w:rPr>
@@ -9338,7 +9338,7 @@
           <w:color w:val="0070C0"/>
           <w:lang w:val="es-MX"/>
         </w:rPr>
-        <w:t xml:space="preserve">[35:06 - 35:19] </w:t>
+        <w:t xml:space="preserve"/>
       </w:r>
       <w:r>
         <w:rPr>
@@ -9364,7 +9364,7 @@
           <w:color w:val="0070C0"/>
           <w:lang w:val="es-MX"/>
         </w:rPr>
-        <w:t xml:space="preserve">[35:19 - 35:25] </w:t>
+        <w:t xml:space="preserve"/>
       </w:r>
       <w:r>
         <w:rPr>
@@ -9422,7 +9422,7 @@
           <w:color w:val="0070C0"/>
           <w:lang w:val="es-MX"/>
         </w:rPr>
-        <w:t xml:space="preserve">[35:25 - 35:36] </w:t>
+        <w:t xml:space="preserve"/>
       </w:r>
       <w:r>
         <w:rPr>
@@ -9448,7 +9448,7 @@
           <w:color w:val="0070C0"/>
           <w:lang w:val="es-MX"/>
         </w:rPr>
-        <w:t xml:space="preserve">[35:36 - 35:46] </w:t>
+        <w:t xml:space="preserve"/>
       </w:r>
       <w:r>
         <w:rPr>
@@ -9474,7 +9474,7 @@
           <w:color w:val="0070C0"/>
           <w:lang w:val="es-MX"/>
         </w:rPr>
-        <w:t xml:space="preserve">[35:47 - 35:56] </w:t>
+        <w:t xml:space="preserve"/>
       </w:r>
       <w:r>
         <w:rPr>
@@ -9500,7 +9500,7 @@
           <w:color w:val="0070C0"/>
           <w:lang w:val="es-MX"/>
         </w:rPr>
-        <w:t xml:space="preserve">[35:56 - 36:07] </w:t>
+        <w:t xml:space="preserve"/>
       </w:r>
       <w:r>
         <w:rPr>
@@ -9558,7 +9558,7 @@
           <w:color w:val="0070C0"/>
           <w:lang w:val="es-MX"/>
         </w:rPr>
-        <w:t xml:space="preserve">[36:08 - 36:18] </w:t>
+        <w:t xml:space="preserve"/>
       </w:r>
       <w:r>
         <w:rPr>
@@ -9584,7 +9584,7 @@
           <w:color w:val="0070C0"/>
           <w:lang w:val="es-MX"/>
         </w:rPr>
-        <w:t xml:space="preserve">[36:19 - 36:29] </w:t>
+        <w:t xml:space="preserve"/>
       </w:r>
       <w:r>
         <w:rPr>
@@ -9610,7 +9610,7 @@
           <w:color w:val="0070C0"/>
           <w:lang w:val="es-MX"/>
         </w:rPr>
-        <w:t xml:space="preserve">[36:30 - 36:37] </w:t>
+        <w:t xml:space="preserve"/>
       </w:r>
       <w:r>
         <w:rPr>
@@ -9668,7 +9668,7 @@
           <w:color w:val="0070C0"/>
           <w:lang w:val="es-MX"/>
         </w:rPr>
-        <w:t xml:space="preserve">[36:38 - 36:40] </w:t>
+        <w:t xml:space="preserve"/>
       </w:r>
       <w:r>
         <w:rPr>
@@ -9726,7 +9726,7 @@
           <w:color w:val="0070C0"/>
           <w:lang w:val="es-MX"/>
         </w:rPr>
-        <w:t xml:space="preserve">[36:40 - 36:49] </w:t>
+        <w:t xml:space="preserve"/>
       </w:r>
       <w:r>
         <w:rPr>
@@ -9784,7 +9784,7 @@
           <w:color w:val="0070C0"/>
           <w:lang w:val="es-MX"/>
         </w:rPr>
-        <w:t xml:space="preserve">[36:49 - 36:53] </w:t>
+        <w:t xml:space="preserve"/>
       </w:r>
       <w:r>
         <w:rPr>
@@ -9842,7 +9842,7 @@
           <w:color w:val="0070C0"/>
           <w:lang w:val="es-MX"/>
         </w:rPr>
-        <w:t xml:space="preserve">[36:53 - 37:01] </w:t>
+        <w:t xml:space="preserve"/>
       </w:r>
       <w:r>
         <w:rPr>
@@ -9900,7 +9900,7 @@
           <w:color w:val="0070C0"/>
           <w:lang w:val="es-MX"/>
         </w:rPr>
-        <w:t xml:space="preserve">[37:01 - 37:02] </w:t>
+        <w:t xml:space="preserve"/>
       </w:r>
       <w:r>
         <w:rPr>
@@ -9958,7 +9958,7 @@
           <w:color w:val="0070C0"/>
           <w:lang w:val="es-MX"/>
         </w:rPr>
-        <w:t xml:space="preserve">[37:03 - 37:12] </w:t>
+        <w:t xml:space="preserve"/>
       </w:r>
       <w:r>
         <w:rPr>
@@ -9984,7 +9984,7 @@
           <w:color w:val="0070C0"/>
           <w:lang w:val="es-MX"/>
         </w:rPr>
-        <w:t xml:space="preserve">[37:12 - 37:18] </w:t>
+        <w:t xml:space="preserve"/>
       </w:r>
       <w:r>
         <w:rPr>
@@ -10042,7 +10042,7 @@
           <w:color w:val="0070C0"/>
           <w:lang w:val="es-MX"/>
         </w:rPr>
-        <w:t xml:space="preserve">[37:18 - 37:19] </w:t>
+        <w:t xml:space="preserve"/>
       </w:r>
       <w:r>
         <w:rPr>
@@ -10101,7 +10101,7 @@
           <w:color w:val="0070C0"/>
           <w:lang w:val="es-MX"/>
         </w:rPr>
-        <w:t xml:space="preserve">[37:19 - 37:29] </w:t>
+        <w:t xml:space="preserve"/>
       </w:r>
       <w:r>
         <w:rPr>
@@ -10127,7 +10127,7 @@
           <w:color w:val="0070C0"/>
           <w:lang w:val="es-MX"/>
         </w:rPr>
-        <w:t xml:space="preserve">[37:30 - 37:41] </w:t>
+        <w:t xml:space="preserve"/>
       </w:r>
       <w:r>
         <w:rPr>
@@ -10153,7 +10153,7 @@
           <w:color w:val="0070C0"/>
           <w:lang w:val="es-MX"/>
         </w:rPr>
-        <w:t xml:space="preserve">[37:42 - 37:48] </w:t>
+        <w:t xml:space="preserve"/>
       </w:r>
       <w:r>
         <w:rPr>
@@ -10179,7 +10179,7 @@
           <w:color w:val="0070C0"/>
           <w:lang w:val="es-MX"/>
         </w:rPr>
-        <w:t xml:space="preserve">[37:49 - 37:59] </w:t>
+        <w:t xml:space="preserve"/>
       </w:r>
       <w:r>
         <w:rPr>
@@ -10205,7 +10205,7 @@
           <w:color w:val="0070C0"/>
           <w:lang w:val="es-MX"/>
         </w:rPr>
-        <w:t xml:space="preserve">[38:00 - 38:05] </w:t>
+        <w:t xml:space="preserve"/>
       </w:r>
       <w:r>
         <w:rPr>
@@ -10263,7 +10263,7 @@
           <w:color w:val="0070C0"/>
           <w:lang w:val="es-MX"/>
         </w:rPr>
-        <w:t xml:space="preserve">[38:05 - 38:06] </w:t>
+        <w:t xml:space="preserve"/>
       </w:r>
       <w:r>
         <w:rPr>
@@ -10321,7 +10321,7 @@
           <w:color w:val="0070C0"/>
           <w:lang w:val="es-MX"/>
         </w:rPr>
-        <w:t xml:space="preserve">[38:06 - 38:19] </w:t>
+        <w:t xml:space="preserve"/>
       </w:r>
       <w:r>
         <w:rPr>
@@ -10347,7 +10347,7 @@
           <w:color w:val="0070C0"/>
           <w:lang w:val="es-MX"/>
         </w:rPr>
-        <w:t xml:space="preserve">[38:19 - 38:31] </w:t>
+        <w:t xml:space="preserve"/>
       </w:r>
       <w:r>
         <w:rPr>
@@ -10373,7 +10373,7 @@
           <w:color w:val="0070C0"/>
           <w:lang w:val="es-MX"/>
         </w:rPr>
-        <w:t xml:space="preserve">[38:32 - 38:37] </w:t>
+        <w:t xml:space="preserve"/>
       </w:r>
       <w:r>
         <w:rPr>
@@ -10399,7 +10399,7 @@
           <w:color w:val="0070C0"/>
           <w:lang w:val="es-MX"/>
         </w:rPr>
-        <w:t xml:space="preserve">[38:38 - 38:49] </w:t>
+        <w:t xml:space="preserve"/>
       </w:r>
       <w:r>
         <w:rPr>
@@ -10425,7 +10425,7 @@
           <w:color w:val="0070C0"/>
           <w:lang w:val="es-MX"/>
         </w:rPr>
-        <w:t xml:space="preserve">[38:50 - 38:52] </w:t>
+        <w:t xml:space="preserve"/>
       </w:r>
       <w:r>
         <w:rPr>
@@ -10483,7 +10483,7 @@
           <w:color w:val="0070C0"/>
           <w:lang w:val="es-MX"/>
         </w:rPr>
-        <w:t xml:space="preserve">[38:52 - 38:56] </w:t>
+        <w:t xml:space="preserve"/>
       </w:r>
       <w:r>
         <w:rPr>
@@ -10542,7 +10542,7 @@
           <w:color w:val="0070C0"/>
           <w:lang w:val="es-MX"/>
         </w:rPr>
-        <w:t xml:space="preserve">[38:57 - 39:09] </w:t>
+        <w:t xml:space="preserve"/>
       </w:r>
       <w:r>
         <w:rPr>
@@ -10568,7 +10568,7 @@
           <w:color w:val="0070C0"/>
           <w:lang w:val="es-MX"/>
         </w:rPr>
-        <w:t xml:space="preserve">[39:10 - 39:12] </w:t>
+        <w:t xml:space="preserve"/>
       </w:r>
       <w:r>
         <w:rPr>
@@ -10626,7 +10626,7 @@
           <w:color w:val="0070C0"/>
           <w:lang w:val="es-MX"/>
         </w:rPr>
-        <w:t xml:space="preserve">[39:12 - 39:13] </w:t>
+        <w:t xml:space="preserve"/>
       </w:r>
       <w:r>
         <w:rPr>
@@ -10684,7 +10684,7 @@
           <w:color w:val="0070C0"/>
           <w:lang w:val="es-MX"/>
         </w:rPr>
-        <w:t xml:space="preserve">[39:13 - 39:14] </w:t>
+        <w:t xml:space="preserve"/>
       </w:r>
       <w:r>
         <w:rPr>
@@ -10742,7 +10742,7 @@
           <w:color w:val="0070C0"/>
           <w:lang w:val="es-MX"/>
         </w:rPr>
-        <w:t xml:space="preserve">[39:14 - 39:22] </w:t>
+        <w:t xml:space="preserve"/>
       </w:r>
       <w:r>
         <w:rPr>
@@ -10800,7 +10800,7 @@
           <w:color w:val="0070C0"/>
           <w:lang w:val="es-MX"/>
         </w:rPr>
-        <w:t xml:space="preserve">[39:22 - 39:24] </w:t>
+        <w:t xml:space="preserve"/>
       </w:r>
       <w:r>
         <w:rPr>
@@ -10858,7 +10858,7 @@
           <w:color w:val="0070C0"/>
           <w:lang w:val="es-MX"/>
         </w:rPr>
-        <w:t xml:space="preserve">[39:25 - 39:35] </w:t>
+        <w:t xml:space="preserve"/>
       </w:r>
       <w:r>
         <w:rPr>
@@ -10884,7 +10884,7 @@
           <w:color w:val="0070C0"/>
           <w:lang w:val="es-MX"/>
         </w:rPr>
-        <w:t xml:space="preserve">[39:36 - 39:45] </w:t>
+        <w:t xml:space="preserve"/>
       </w:r>
       <w:r>
         <w:rPr>
@@ -10942,7 +10942,7 @@
           <w:color w:val="0070C0"/>
           <w:lang w:val="es-MX"/>
         </w:rPr>
-        <w:t xml:space="preserve">[39:46 - 39:46] </w:t>
+        <w:t xml:space="preserve"/>
       </w:r>
       <w:r>
         <w:rPr>
@@ -10991,7 +10991,7 @@
           <w:color w:val="0070C0"/>
           <w:lang w:val="es-MX"/>
         </w:rPr>
-        <w:t xml:space="preserve">[39:47 - 39:48] </w:t>
+        <w:t xml:space="preserve"/>
       </w:r>
       <w:r>
         <w:rPr>
@@ -11017,7 +11017,7 @@
           <w:color w:val="0070C0"/>
           <w:lang w:val="es-MX"/>
         </w:rPr>
-        <w:t xml:space="preserve">[39:49 - 40:01] </w:t>
+        <w:t xml:space="preserve"/>
       </w:r>
       <w:r>
         <w:rPr>
@@ -11043,7 +11043,7 @@
           <w:color w:val="0070C0"/>
           <w:lang w:val="es-MX"/>
         </w:rPr>
-        <w:t xml:space="preserve">[40:01 - 40:13] </w:t>
+        <w:t xml:space="preserve"/>
       </w:r>
       <w:r>
         <w:rPr>
@@ -11069,7 +11069,7 @@
           <w:color w:val="0070C0"/>
           <w:lang w:val="es-MX"/>
         </w:rPr>
-        <w:t xml:space="preserve">[40:13 - 40:23] </w:t>
+        <w:t xml:space="preserve"/>
       </w:r>
       <w:r>
         <w:rPr>
@@ -11095,7 +11095,7 @@
           <w:color w:val="0070C0"/>
           <w:lang w:val="es-MX"/>
         </w:rPr>
-        <w:t xml:space="preserve">[40:23 - 40:36] </w:t>
+        <w:t xml:space="preserve"/>
       </w:r>
       <w:r>
         <w:rPr>
@@ -11121,7 +11121,7 @@
           <w:color w:val="0070C0"/>
           <w:lang w:val="es-MX"/>
         </w:rPr>
-        <w:t xml:space="preserve">[40:37 - 40:49] </w:t>
+        <w:t xml:space="preserve"/>
       </w:r>
       <w:r>
         <w:rPr>
@@ -11147,7 +11147,7 @@
           <w:color w:val="0070C0"/>
           <w:lang w:val="es-MX"/>
         </w:rPr>
-        <w:t xml:space="preserve">[40:49 - 40:58] </w:t>
+        <w:t xml:space="preserve"/>
       </w:r>
       <w:r>
         <w:rPr>
@@ -11173,7 +11173,7 @@
           <w:color w:val="0070C0"/>
           <w:lang w:val="es-MX"/>
         </w:rPr>
-        <w:t xml:space="preserve">[40:59 - 41:09] </w:t>
+        <w:t xml:space="preserve"/>
       </w:r>
       <w:r>
         <w:rPr>
@@ -11199,7 +11199,7 @@
           <w:color w:val="0070C0"/>
           <w:lang w:val="es-MX"/>
         </w:rPr>
-        <w:t xml:space="preserve">[41:11 - 41:13] </w:t>
+        <w:t xml:space="preserve"/>
       </w:r>
       <w:r>
         <w:rPr>
@@ -11257,7 +11257,7 @@
           <w:color w:val="0070C0"/>
           <w:lang w:val="es-MX"/>
         </w:rPr>
-        <w:t xml:space="preserve">[41:13 - 41:17] </w:t>
+        <w:t xml:space="preserve"/>
       </w:r>
       <w:r>
         <w:rPr>
@@ -11315,7 +11315,7 @@
           <w:color w:val="0070C0"/>
           <w:lang w:val="es-MX"/>
         </w:rPr>
-        <w:t xml:space="preserve">[41:19 - 41:30] </w:t>
+        <w:t xml:space="preserve"/>
       </w:r>
       <w:r>
         <w:rPr>
@@ -11341,7 +11341,7 @@
           <w:color w:val="0070C0"/>
           <w:lang w:val="es-MX"/>
         </w:rPr>
-        <w:t xml:space="preserve">[41:30 - 41:41] </w:t>
+        <w:t xml:space="preserve"/>
       </w:r>
       <w:r>
         <w:rPr>
@@ -11368,7 +11368,7 @@
           <w:lang w:val="es-MX"/>
         </w:rPr>
         <w:lastRenderedPageBreak/>
-        <w:t xml:space="preserve">[41:41 - 41:50] </w:t>
+        <w:t xml:space="preserve"/>
       </w:r>
       <w:r>
         <w:rPr>
@@ -11394,7 +11394,7 @@
           <w:color w:val="0070C0"/>
           <w:lang w:val="es-MX"/>
         </w:rPr>
-        <w:t xml:space="preserve">[41:51 - 42:03] </w:t>
+        <w:t xml:space="preserve"/>
       </w:r>
       <w:r>
         <w:rPr>
@@ -11420,7 +11420,7 @@
           <w:color w:val="0070C0"/>
           <w:lang w:val="es-MX"/>
         </w:rPr>
-        <w:t xml:space="preserve">[42:04 - 42:15] </w:t>
+        <w:t xml:space="preserve"/>
       </w:r>
       <w:r>
         <w:rPr>
@@ -11446,7 +11446,7 @@
           <w:color w:val="0070C0"/>
           <w:lang w:val="es-MX"/>
         </w:rPr>
-        <w:t xml:space="preserve">[42:15 - 42:19] </w:t>
+        <w:t xml:space="preserve"/>
       </w:r>
       <w:r>
         <w:rPr>
@@ -11504,7 +11504,7 @@
           <w:color w:val="0070C0"/>
           <w:lang w:val="es-MX"/>
         </w:rPr>
-        <w:t xml:space="preserve">[42:20 - 42:20] </w:t>
+        <w:t xml:space="preserve"/>
       </w:r>
       <w:r>
         <w:rPr>
@@ -11562,7 +11562,7 @@
           <w:color w:val="0070C0"/>
           <w:lang w:val="es-MX"/>
         </w:rPr>
-        <w:t xml:space="preserve">[42:21 - 42:25] </w:t>
+        <w:t xml:space="preserve"/>
       </w:r>
       <w:r>
         <w:rPr>
@@ -11620,7 +11620,7 @@
           <w:color w:val="0070C0"/>
           <w:lang w:val="es-MX"/>
         </w:rPr>
-        <w:t xml:space="preserve">[42:25 - 42:27] </w:t>
+        <w:t xml:space="preserve"/>
       </w:r>
       <w:r>
         <w:rPr>
@@ -11678,7 +11678,7 @@
           <w:color w:val="0070C0"/>
           <w:lang w:val="es-MX"/>
         </w:rPr>
-        <w:t xml:space="preserve">[42:28 - 42:39] </w:t>
+        <w:t xml:space="preserve"/>
       </w:r>
       <w:r>
         <w:rPr>
@@ -11704,7 +11704,7 @@
           <w:color w:val="0070C0"/>
           <w:lang w:val="es-MX"/>
         </w:rPr>
-        <w:t xml:space="preserve">[42:39 - 42:45] </w:t>
+        <w:t xml:space="preserve"/>
       </w:r>
       <w:r>
         <w:rPr>
@@ -11753,7 +11753,7 @@
           <w:lang w:val="es-MX"/>
         </w:rPr>
         <w:lastRenderedPageBreak/>
-        <w:t xml:space="preserve">[42:45 - 42:55] </w:t>
+        <w:t xml:space="preserve"/>
       </w:r>
       <w:r>
         <w:rPr>
@@ -11779,7 +11779,7 @@
           <w:color w:val="0070C0"/>
           <w:lang w:val="es-MX"/>
         </w:rPr>
-        <w:t xml:space="preserve">[42:55 - 43:07] </w:t>
+        <w:t xml:space="preserve"/>
       </w:r>
       <w:r>
         <w:rPr>
@@ -11837,7 +11837,7 @@
           <w:color w:val="0070C0"/>
           <w:lang w:val="es-MX"/>
         </w:rPr>
-        <w:t xml:space="preserve">[43:09 - 43:20] </w:t>
+        <w:t xml:space="preserve"/>
       </w:r>
       <w:r>
         <w:rPr>
@@ -11863,7 +11863,7 @@
           <w:color w:val="0070C0"/>
           <w:lang w:val="es-MX"/>
         </w:rPr>
-        <w:t xml:space="preserve">[43:21 - 43:30] </w:t>
+        <w:t xml:space="preserve"/>
       </w:r>
       <w:r>
         <w:rPr>
@@ -11889,7 +11889,7 @@
           <w:color w:val="0070C0"/>
           <w:lang w:val="es-MX"/>
         </w:rPr>
-        <w:t xml:space="preserve">[43:30 - 43:41] </w:t>
+        <w:t xml:space="preserve"/>
       </w:r>
       <w:r>
         <w:rPr>
@@ -11915,7 +11915,7 @@
           <w:color w:val="0070C0"/>
           <w:lang w:val="es-MX"/>
         </w:rPr>
-        <w:t xml:space="preserve">[43:42 - 43:54] </w:t>
+        <w:t xml:space="preserve"/>
       </w:r>
       <w:r>
         <w:rPr>
@@ -11941,7 +11941,7 @@
           <w:color w:val="0070C0"/>
           <w:lang w:val="es-MX"/>
         </w:rPr>
-        <w:t xml:space="preserve">[43:54 - 44:07] </w:t>
+        <w:t xml:space="preserve"/>
       </w:r>
       <w:r>
         <w:rPr>
@@ -11967,7 +11967,7 @@
           <w:color w:val="0070C0"/>
           <w:lang w:val="es-MX"/>
         </w:rPr>
-        <w:t xml:space="preserve">[44:07 - 44:17] </w:t>
+        <w:t xml:space="preserve"/>
       </w:r>
       <w:r>
         <w:rPr>
@@ -11993,7 +11993,7 @@
           <w:color w:val="0070C0"/>
           <w:lang w:val="es-MX"/>
         </w:rPr>
-        <w:t xml:space="preserve">[44:17 - 44:28] </w:t>
+        <w:t xml:space="preserve"/>
       </w:r>
       <w:r>
         <w:rPr>
@@ -12019,7 +12019,7 @@
           <w:color w:val="0070C0"/>
           <w:lang w:val="es-MX"/>
         </w:rPr>
-        <w:t xml:space="preserve">[44:28 - 44:38] </w:t>
+        <w:t xml:space="preserve"/>
       </w:r>
       <w:r>
         <w:rPr>
@@ -12046,7 +12046,7 @@
           <w:lang w:val="es-MX"/>
         </w:rPr>
         <w:lastRenderedPageBreak/>
-        <w:t xml:space="preserve">[44:40 - 44:50] </w:t>
+        <w:t xml:space="preserve"/>
       </w:r>
       <w:r>
         <w:rPr>
@@ -12072,7 +12072,7 @@
           <w:color w:val="0070C0"/>
           <w:lang w:val="es-MX"/>
         </w:rPr>
-        <w:t xml:space="preserve">[44:50 - 45:00] </w:t>
+        <w:t xml:space="preserve"/>
       </w:r>
       <w:r>
         <w:rPr>
@@ -12130,7 +12130,7 @@
           <w:color w:val="0070C0"/>
           <w:lang w:val="es-MX"/>
         </w:rPr>
-        <w:t xml:space="preserve">[45:00 - 45:02] </w:t>
+        <w:t xml:space="preserve"/>
       </w:r>
       <w:r>
         <w:rPr>
@@ -12188,7 +12188,7 @@
           <w:color w:val="0070C0"/>
           <w:lang w:val="es-MX"/>
         </w:rPr>
-        <w:t xml:space="preserve">[45:03 - 45:09] </w:t>
+        <w:t xml:space="preserve"/>
       </w:r>
       <w:r>
         <w:rPr>
@@ -12246,7 +12246,7 @@
           <w:color w:val="0070C0"/>
           <w:lang w:val="es-MX"/>
         </w:rPr>
-        <w:t xml:space="preserve">[45:09 - 45:11] </w:t>
+        <w:t xml:space="preserve"/>
       </w:r>
       <w:r>
         <w:rPr>
@@ -12304,7 +12304,7 @@
           <w:color w:val="0070C0"/>
           <w:lang w:val="es-MX"/>
         </w:rPr>
-        <w:t xml:space="preserve">[45:12 - 45:20] </w:t>
+        <w:t xml:space="preserve"/>
       </w:r>
       <w:r>
         <w:rPr>
@@ -12330,7 +12330,7 @@
           <w:color w:val="0070C0"/>
           <w:lang w:val="es-MX"/>
         </w:rPr>
-        <w:t xml:space="preserve">[45:20 - 45:31] </w:t>
+        <w:t xml:space="preserve"/>
       </w:r>
       <w:r>
         <w:rPr>
@@ -12356,7 +12356,7 @@
           <w:color w:val="0070C0"/>
           <w:lang w:val="es-MX"/>
         </w:rPr>
-        <w:t xml:space="preserve">[45:31 - 45:41] </w:t>
+        <w:t xml:space="preserve"/>
       </w:r>
       <w:r>
         <w:rPr>
@@ -12382,7 +12382,7 @@
           <w:color w:val="0070C0"/>
           <w:lang w:val="es-MX"/>
         </w:rPr>
-        <w:t xml:space="preserve">[45:42 - 45:53] </w:t>
+        <w:t xml:space="preserve"/>
       </w:r>
       <w:r>
         <w:rPr>
@@ -12408,7 +12408,7 @@
           <w:color w:val="0070C0"/>
           <w:lang w:val="es-MX"/>
         </w:rPr>
-        <w:t xml:space="preserve">[45:54 - 46:02] </w:t>
+        <w:t xml:space="preserve"/>
       </w:r>
       <w:r>
         <w:rPr>
@@ -12466,7 +12466,7 @@
           <w:color w:val="0070C0"/>
           <w:lang w:val="es-MX"/>
         </w:rPr>
-        <w:t xml:space="preserve">[46:02 - 46:05] </w:t>
+        <w:t xml:space="preserve"/>
       </w:r>
       <w:r>
         <w:rPr>
@@ -12524,7 +12524,7 @@
           <w:color w:val="0070C0"/>
           <w:lang w:val="es-MX"/>
         </w:rPr>
-        <w:t xml:space="preserve">[46:05 - 46:16] </w:t>
+        <w:t xml:space="preserve"/>
       </w:r>
       <w:r>
         <w:rPr>
@@ -12550,7 +12550,7 @@
           <w:color w:val="0070C0"/>
           <w:lang w:val="es-MX"/>
         </w:rPr>
-        <w:t xml:space="preserve">[46:17 - 46:20] </w:t>
+        <w:t xml:space="preserve"/>
       </w:r>
       <w:r>
         <w:rPr>
@@ -12608,7 +12608,7 @@
           <w:color w:val="0070C0"/>
           <w:lang w:val="es-MX"/>
         </w:rPr>
-        <w:t xml:space="preserve">[46:20 - 46:26] </w:t>
+        <w:t xml:space="preserve"/>
       </w:r>
       <w:r>
         <w:rPr>
@@ -12634,7 +12634,7 @@
           <w:color w:val="0070C0"/>
           <w:lang w:val="es-MX"/>
         </w:rPr>
-        <w:t xml:space="preserve">[46:26 - 46:38] </w:t>
+        <w:t xml:space="preserve"/>
       </w:r>
       <w:r>
         <w:rPr>
@@ -12660,7 +12660,7 @@
           <w:color w:val="0070C0"/>
           <w:lang w:val="es-MX"/>
         </w:rPr>
-        <w:t xml:space="preserve">[46:39 - 46:40] </w:t>
+        <w:t xml:space="preserve"/>
       </w:r>
       <w:r>
         <w:rPr>
@@ -12718,7 +12718,7 @@
           <w:color w:val="0070C0"/>
           <w:lang w:val="es-MX"/>
         </w:rPr>
-        <w:t xml:space="preserve">[46:42 - 46:48] </w:t>
+        <w:t xml:space="preserve"/>
       </w:r>
       <w:r>
         <w:rPr>
@@ -12744,7 +12744,7 @@
           <w:color w:val="0070C0"/>
           <w:lang w:val="es-MX"/>
         </w:rPr>
-        <w:t xml:space="preserve">[46:48 - 47:00] </w:t>
+        <w:t xml:space="preserve"/>
       </w:r>
       <w:r>
         <w:rPr>
@@ -12770,7 +12770,7 @@
           <w:color w:val="0070C0"/>
           <w:lang w:val="es-MX"/>
         </w:rPr>
-        <w:t xml:space="preserve">[47:01 - 47:07] </w:t>
+        <w:t xml:space="preserve"/>
       </w:r>
       <w:r>
         <w:rPr>
@@ -12796,7 +12796,7 @@
           <w:color w:val="0070C0"/>
           <w:lang w:val="es-MX"/>
         </w:rPr>
-        <w:t xml:space="preserve">[47:07 - 47:18] </w:t>
+        <w:t xml:space="preserve"/>
       </w:r>
       <w:r>
         <w:rPr>
@@ -12823,7 +12823,7 @@
           <w:lang w:val="es-MX"/>
         </w:rPr>
         <w:lastRenderedPageBreak/>
-        <w:t xml:space="preserve">[47:18 - 47:26] </w:t>
+        <w:t xml:space="preserve"/>
       </w:r>
       <w:r>
         <w:rPr>
@@ -12881,7 +12881,7 @@
           <w:color w:val="0070C0"/>
           <w:lang w:val="es-MX"/>
         </w:rPr>
-        <w:t xml:space="preserve">[47:27 - 47:30] </w:t>
+        <w:t xml:space="preserve"/>
       </w:r>
       <w:r>
         <w:rPr>
@@ -12907,7 +12907,7 @@
           <w:color w:val="0070C0"/>
           <w:lang w:val="es-MX"/>
         </w:rPr>
-        <w:t xml:space="preserve">[47:31 - 47:42] </w:t>
+        <w:t xml:space="preserve"/>
       </w:r>
       <w:r>
         <w:rPr>
@@ -12965,7 +12965,7 @@
           <w:color w:val="0070C0"/>
           <w:lang w:val="es-MX"/>
         </w:rPr>
-        <w:t xml:space="preserve">[47:44 - 47:54] </w:t>
+        <w:t xml:space="preserve"/>
       </w:r>
       <w:r>
         <w:rPr>
@@ -12991,7 +12991,7 @@
           <w:color w:val="0070C0"/>
           <w:lang w:val="es-MX"/>
         </w:rPr>
-        <w:t xml:space="preserve">[47:54 - 48:06] </w:t>
+        <w:t xml:space="preserve"/>
       </w:r>
       <w:r>
         <w:rPr>
@@ -13049,7 +13049,7 @@
           <w:color w:val="0070C0"/>
           <w:lang w:val="es-MX"/>
         </w:rPr>
-        <w:t xml:space="preserve">[48:08 - 48:09] </w:t>
+        <w:t xml:space="preserve"/>
       </w:r>
       <w:r>
         <w:rPr>
@@ -13107,7 +13107,7 @@
           <w:color w:val="0070C0"/>
           <w:lang w:val="es-MX"/>
         </w:rPr>
-        <w:t xml:space="preserve">[48:09 - 48:15] </w:t>
+        <w:t xml:space="preserve"/>
       </w:r>
       <w:r>
         <w:rPr>
@@ -13165,7 +13165,7 @@
           <w:color w:val="0070C0"/>
           <w:lang w:val="es-MX"/>
         </w:rPr>
-        <w:t xml:space="preserve">[48:16 - 48:16] </w:t>
+        <w:t xml:space="preserve"/>
       </w:r>
       <w:r>
         <w:rPr>
@@ -13224,7 +13224,7 @@
           <w:lang w:val="es-MX"/>
         </w:rPr>
         <w:lastRenderedPageBreak/>
-        <w:t xml:space="preserve">[48:16 - 48:17] </w:t>
+        <w:t xml:space="preserve"/>
       </w:r>
       <w:r>
         <w:rPr>
@@ -13282,7 +13282,7 @@
           <w:color w:val="0070C0"/>
           <w:lang w:val="es-MX"/>
         </w:rPr>
-        <w:t xml:space="preserve">[48:17 - 48:25] </w:t>
+        <w:t xml:space="preserve"/>
       </w:r>
       <w:r>
         <w:rPr>
@@ -13340,7 +13340,7 @@
           <w:color w:val="0070C0"/>
           <w:lang w:val="es-MX"/>
         </w:rPr>
-        <w:t xml:space="preserve">[48:26 - 48:34] </w:t>
+        <w:t xml:space="preserve"/>
       </w:r>
       <w:r>
         <w:rPr>
@@ -13398,7 +13398,7 @@
           <w:color w:val="0070C0"/>
           <w:lang w:val="es-MX"/>
         </w:rPr>
-        <w:t xml:space="preserve">[48:34 - 48:35] </w:t>
+        <w:t xml:space="preserve"/>
       </w:r>
       <w:r>
         <w:rPr>
@@ -13456,7 +13456,7 @@
           <w:color w:val="0070C0"/>
           <w:lang w:val="es-MX"/>
         </w:rPr>
-        <w:t xml:space="preserve">[48:36 - 48:48] </w:t>
+        <w:t xml:space="preserve"/>
       </w:r>
       <w:r>
         <w:rPr>
@@ -13482,7 +13482,7 @@
           <w:color w:val="0070C0"/>
           <w:lang w:val="es-MX"/>
         </w:rPr>
-        <w:t xml:space="preserve">[48:48 - 48:49] </w:t>
+        <w:t xml:space="preserve"/>
       </w:r>
       <w:r>
         <w:rPr>
@@ -13540,7 +13540,7 @@
           <w:color w:val="0070C0"/>
           <w:lang w:val="es-MX"/>
         </w:rPr>
-        <w:t xml:space="preserve">[48:50 - 48:55] </w:t>
+        <w:t xml:space="preserve"/>
       </w:r>
       <w:r>
         <w:rPr>
@@ -13598,7 +13598,7 @@
           <w:color w:val="0070C0"/>
           <w:lang w:val="es-MX"/>
         </w:rPr>
-        <w:t xml:space="preserve">[48:57 - 49:03] </w:t>
+        <w:t xml:space="preserve"/>
       </w:r>
       <w:r>
         <w:rPr>
@@ -13657,7 +13657,7 @@
           <w:lang w:val="es-MX"/>
         </w:rPr>
         <w:lastRenderedPageBreak/>
-        <w:t xml:space="preserve">[49:04 - 49:06] </w:t>
+        <w:t xml:space="preserve"/>
       </w:r>
       <w:r>
         <w:rPr>
@@ -13715,7 +13715,7 @@
           <w:color w:val="0070C0"/>
           <w:lang w:val="es-MX"/>
         </w:rPr>
-        <w:t xml:space="preserve">[49:07 - 49:13] </w:t>
+        <w:t xml:space="preserve"/>
       </w:r>
       <w:r>
         <w:rPr>
@@ -13773,7 +13773,7 @@
           <w:color w:val="0070C0"/>
           <w:lang w:val="es-MX"/>
         </w:rPr>
-        <w:t xml:space="preserve">[49:14 - 49:21] </w:t>
+        <w:t xml:space="preserve"/>
       </w:r>
       <w:r>
         <w:rPr>
@@ -13831,7 +13831,7 @@
           <w:color w:val="0070C0"/>
           <w:lang w:val="es-MX"/>
         </w:rPr>
-        <w:t xml:space="preserve">[49:21 - 49:30] </w:t>
+        <w:t xml:space="preserve"/>
       </w:r>
       <w:r>
         <w:rPr>
@@ -13857,7 +13857,7 @@
           <w:color w:val="0070C0"/>
           <w:lang w:val="es-MX"/>
         </w:rPr>
-        <w:t xml:space="preserve">[49:31 - 49:40] </w:t>
+        <w:t xml:space="preserve"/>
       </w:r>
       <w:r>
         <w:rPr>
@@ -13915,7 +13915,7 @@
           <w:color w:val="0070C0"/>
           <w:lang w:val="es-MX"/>
         </w:rPr>
-        <w:t xml:space="preserve">[49:40 - 49:41] </w:t>
+        <w:t xml:space="preserve"/>
       </w:r>
       <w:r>
         <w:rPr>
@@ -13973,7 +13973,7 @@
           <w:color w:val="0070C0"/>
           <w:lang w:val="es-MX"/>
         </w:rPr>
-        <w:t xml:space="preserve">[49:42 - 49:48] </w:t>
+        <w:t xml:space="preserve"/>
       </w:r>
       <w:r>
         <w:rPr>
@@ -13999,7 +13999,7 @@
           <w:color w:val="0070C0"/>
           <w:lang w:val="es-MX"/>
         </w:rPr>
-        <w:t xml:space="preserve">[49:48 - 49:55] </w:t>
+        <w:t xml:space="preserve"/>
       </w:r>
       <w:r>
         <w:rPr>
@@ -14025,7 +14025,7 @@
           <w:color w:val="0070C0"/>
           <w:lang w:val="es-MX"/>
         </w:rPr>
-        <w:t xml:space="preserve">[49:55 - 50:08] </w:t>
+        <w:t xml:space="preserve"/>
       </w:r>
       <w:r>
         <w:rPr>
@@ -14084,7 +14084,7 @@
           <w:color w:val="0070C0"/>
           <w:lang w:val="es-MX"/>
         </w:rPr>
-        <w:t xml:space="preserve">[50:08 - 50:08] </w:t>
+        <w:t xml:space="preserve"/>
       </w:r>
       <w:r>
         <w:rPr>
@@ -14142,7 +14142,7 @@
           <w:color w:val="0070C0"/>
           <w:lang w:val="es-MX"/>
         </w:rPr>
-        <w:t xml:space="preserve">[50:09 - 50:18] </w:t>
+        <w:t xml:space="preserve"/>
       </w:r>
       <w:r>
         <w:rPr>
@@ -14168,7 +14168,7 @@
           <w:color w:val="0070C0"/>
           <w:lang w:val="es-MX"/>
         </w:rPr>
-        <w:t xml:space="preserve">[50:20 - 50:30] </w:t>
+        <w:t xml:space="preserve"/>
       </w:r>
       <w:r>
         <w:rPr>
@@ -14194,7 +14194,7 @@
           <w:color w:val="0070C0"/>
           <w:lang w:val="es-MX"/>
         </w:rPr>
-        <w:t xml:space="preserve">[50:33 - 50:43] </w:t>
+        <w:t xml:space="preserve"/>
       </w:r>
       <w:r>
         <w:rPr>
@@ -14220,7 +14220,7 @@
           <w:color w:val="0070C0"/>
           <w:lang w:val="es-MX"/>
         </w:rPr>
-        <w:t xml:space="preserve">[50:43 - 50:53] </w:t>
+        <w:t xml:space="preserve"/>
       </w:r>
       <w:r>
         <w:rPr>
@@ -14246,7 +14246,7 @@
           <w:color w:val="0070C0"/>
           <w:lang w:val="es-MX"/>
         </w:rPr>
-        <w:t xml:space="preserve">[50:54 - 51:05] </w:t>
+        <w:t xml:space="preserve"/>
       </w:r>
       <w:r>
         <w:rPr>
@@ -14272,7 +14272,7 @@
           <w:color w:val="0070C0"/>
           <w:lang w:val="es-MX"/>
         </w:rPr>
-        <w:t xml:space="preserve">[51:06 - 51:17] </w:t>
+        <w:t xml:space="preserve"/>
       </w:r>
       <w:r>
         <w:rPr>
@@ -14298,7 +14298,7 @@
           <w:color w:val="0070C0"/>
           <w:lang w:val="es-MX"/>
         </w:rPr>
-        <w:t xml:space="preserve">[51:17 - 51:23] </w:t>
+        <w:t xml:space="preserve"/>
       </w:r>
       <w:r>
         <w:rPr>
@@ -14356,7 +14356,7 @@
           <w:color w:val="0070C0"/>
           <w:lang w:val="es-MX"/>
         </w:rPr>
-        <w:t xml:space="preserve">[51:25 - 51:37] </w:t>
+        <w:t xml:space="preserve"/>
       </w:r>
       <w:r>
         <w:rPr>
@@ -14383,7 +14383,7 @@
           <w:lang w:val="es-MX"/>
         </w:rPr>
         <w:lastRenderedPageBreak/>
-        <w:t xml:space="preserve">[51:38 - 51:48] </w:t>
+        <w:t xml:space="preserve"/>
       </w:r>
       <w:r>
         <w:rPr>
@@ -14409,7 +14409,7 @@
           <w:color w:val="0070C0"/>
           <w:lang w:val="es-MX"/>
         </w:rPr>
-        <w:t xml:space="preserve">[51:48 - 51:57] </w:t>
+        <w:t xml:space="preserve"/>
       </w:r>
       <w:r>
         <w:rPr>
@@ -14435,7 +14435,7 @@
           <w:color w:val="0070C0"/>
           <w:lang w:val="es-MX"/>
         </w:rPr>
-        <w:t xml:space="preserve">[51:57 - 52:11] </w:t>
+        <w:t xml:space="preserve"/>
       </w:r>
       <w:r>
         <w:rPr>
@@ -14461,7 +14461,7 @@
           <w:color w:val="0070C0"/>
           <w:lang w:val="es-MX"/>
         </w:rPr>
-        <w:t xml:space="preserve">[52:11 - 52:20] </w:t>
+        <w:t xml:space="preserve"/>
       </w:r>
       <w:r>
         <w:rPr>
@@ -14487,7 +14487,7 @@
           <w:color w:val="0070C0"/>
           <w:lang w:val="es-MX"/>
         </w:rPr>
-        <w:t xml:space="preserve">[52:20 - 52:30] </w:t>
+        <w:t xml:space="preserve"/>
       </w:r>
       <w:r>
         <w:rPr>
@@ -14513,7 +14513,7 @@
           <w:color w:val="0070C0"/>
           <w:lang w:val="es-MX"/>
         </w:rPr>
-        <w:t xml:space="preserve">[52:30 - 52:36] </w:t>
+        <w:t xml:space="preserve"/>
       </w:r>
       <w:r>
         <w:rPr>
@@ -14571,7 +14571,7 @@
           <w:color w:val="0070C0"/>
           <w:lang w:val="es-MX"/>
         </w:rPr>
-        <w:t xml:space="preserve">[52:37 - 52:47] </w:t>
+        <w:t xml:space="preserve"/>
       </w:r>
       <w:r>
         <w:rPr>
@@ -14597,7 +14597,7 @@
           <w:color w:val="0070C0"/>
           <w:lang w:val="es-MX"/>
         </w:rPr>
-        <w:t xml:space="preserve">[52:48 - 52:50] </w:t>
+        <w:t xml:space="preserve"/>
       </w:r>
       <w:r>
         <w:rPr>
@@ -14655,7 +14655,7 @@
           <w:color w:val="0070C0"/>
           <w:lang w:val="es-MX"/>
         </w:rPr>
-        <w:t xml:space="preserve">[52:50 - 52:57] </w:t>
+        <w:t xml:space="preserve"/>
       </w:r>
       <w:r>
         <w:rPr>
@@ -14713,7 +14713,7 @@
           <w:color w:val="0070C0"/>
           <w:lang w:val="es-MX"/>
         </w:rPr>
-        <w:t xml:space="preserve">[52:58 - 52:59] </w:t>
+        <w:t xml:space="preserve"/>
       </w:r>
       <w:r>
         <w:rPr>
@@ -14772,7 +14772,7 @@
           <w:lang w:val="es-MX"/>
         </w:rPr>
         <w:lastRenderedPageBreak/>
-        <w:t xml:space="preserve">[52:59 - 53:01] </w:t>
+        <w:t xml:space="preserve"/>
       </w:r>
       <w:r>
         <w:rPr>
@@ -14830,7 +14830,7 @@
           <w:color w:val="0070C0"/>
           <w:lang w:val="es-MX"/>
         </w:rPr>
-        <w:t xml:space="preserve">[53:01 - 53:03] </w:t>
+        <w:t xml:space="preserve"/>
       </w:r>
       <w:r>
         <w:rPr>
@@ -14888,7 +14888,7 @@
           <w:color w:val="0070C0"/>
           <w:lang w:val="es-MX"/>
         </w:rPr>
-        <w:t xml:space="preserve">[53:03 - 53:13] </w:t>
+        <w:t xml:space="preserve"/>
       </w:r>
       <w:r>
         <w:rPr>
@@ -14946,7 +14946,7 @@
           <w:color w:val="0070C0"/>
           <w:lang w:val="es-MX"/>
         </w:rPr>
-        <w:t xml:space="preserve">[53:14 - 53:15] </w:t>
+        <w:t xml:space="preserve"/>
       </w:r>
       <w:r>
         <w:rPr>
